--- a/03_TRD.docx
+++ b/03_TRD.docx
@@ -7,7 +7,10 @@
         <w:pStyle w:val="Title"/>
       </w:pPr>
       <w:r>
-        <w:t>03  |  Technical requirements</w:t>
+        <w:rPr>
+          <w:color w:val="000000"/>
+        </w:rPr>
+        <w:t>03 Technical requirements</w:t>
       </w:r>
     </w:p>
     <w:p>
@@ -15,7 +18,10 @@
         <w:pStyle w:val="Subtitle"/>
       </w:pPr>
       <w:r>
-        <w:t>TRD v0.2  •  Reference design and implementation contracts</w:t>
+        <w:rPr>
+          <w:color w:val="000000"/>
+        </w:rPr>
+        <w:t>TRD v0.3  Reference design and implementation contracts</w:t>
       </w:r>
     </w:p>
     <w:p>
@@ -25,7 +31,7 @@
           <w:color w:val="B5631D"/>
           <w:sz w:val="17"/>
         </w:rPr>
-        <w:t>DRAFT  v0.2    •    Manual-specific rules and golden answers pending OEM source review</w:t>
+        <w:t>DRAFT v0.3  Updated 9 October 2026  Independent source review pending</w:t>
       </w:r>
     </w:p>
     <w:p>
@@ -33,6 +39,9 @@
         <w:pStyle w:val="Heading1"/>
       </w:pPr>
       <w:r>
+        <w:rPr>
+          <w:color w:val="000000"/>
+        </w:rPr>
         <w:t>1  Design philosophy and trust boundaries</w:t>
       </w:r>
     </w:p>
@@ -57,6 +66,7 @@
       <w:tr>
         <w:trPr>
           <w:tblHeader/>
+          <w:cantSplit/>
         </w:trPr>
         <w:tc>
           <w:tcPr>
@@ -64,6 +74,9 @@
             <w:shd w:fill="102238"/>
           </w:tcPr>
           <w:p>
+            <w:pPr>
+              <w:keepNext/>
+            </w:pPr>
             <w:r>
               <w:rPr>
                 <w:b/>
@@ -80,6 +93,9 @@
             <w:shd w:fill="102238"/>
           </w:tcPr>
           <w:p>
+            <w:pPr>
+              <w:keepNext/>
+            </w:pPr>
             <w:r>
               <w:rPr>
                 <w:b/>
@@ -96,6 +112,9 @@
             <w:shd w:fill="102238"/>
           </w:tcPr>
           <w:p>
+            <w:pPr>
+              <w:keepNext/>
+            </w:pPr>
             <w:r>
               <w:rPr>
                 <w:b/>
@@ -519,6 +538,9 @@
         <w:pStyle w:val="Heading1"/>
       </w:pPr>
       <w:r>
+        <w:rPr>
+          <w:color w:val="000000"/>
+        </w:rPr>
         <w:t>2  Offline ingestion pipeline</w:t>
       </w:r>
     </w:p>
@@ -599,6 +621,9 @@
         <w:pStyle w:val="Heading1"/>
       </w:pPr>
       <w:r>
+        <w:rPr>
+          <w:color w:val="000000"/>
+        </w:rPr>
         <w:t>3  Core data contracts</w:t>
       </w:r>
     </w:p>
@@ -617,6 +642,7 @@
       <w:tr>
         <w:trPr>
           <w:tblHeader/>
+          <w:cantSplit/>
         </w:trPr>
         <w:tc>
           <w:tcPr>
@@ -624,6 +650,9 @@
             <w:shd w:fill="102238"/>
           </w:tcPr>
           <w:p>
+            <w:pPr>
+              <w:keepNext/>
+            </w:pPr>
             <w:r>
               <w:rPr>
                 <w:b/>
@@ -640,6 +669,9 @@
             <w:shd w:fill="102238"/>
           </w:tcPr>
           <w:p>
+            <w:pPr>
+              <w:keepNext/>
+            </w:pPr>
             <w:r>
               <w:rPr>
                 <w:b/>
@@ -925,7 +957,7 @@
               <w:rPr>
                 <w:sz w:val="16"/>
               </w:rPr>
-              <w:t>query_id, evidence_ids, mandatory_dependencies, conflicts, missing_conditions, applicability_status, sufficiency_status</w:t>
+              <w:t>query_id, manual_checksum, evidence_ids, required_evidence_ids, attached_evidence_ids, missing_evidence_ids, dependency_manifest_version, dependency_review_status, conflicts, missing_conditions, applicability_status, sufficiency_status</w:t>
             </w:r>
           </w:p>
         </w:tc>
@@ -971,6 +1003,125 @@
           </w:p>
         </w:tc>
       </w:tr>
+      <w:tr>
+        <w:trPr>
+          <w:cantSplit/>
+        </w:trPr>
+        <w:tc>
+          <w:tcPr>
+            <w:tcW w:type="dxa" w:w="5011"/>
+            <w:vAlign w:val="center"/>
+          </w:tcPr>
+          <w:p>
+            <w:pPr>
+              <w:spacing w:after="20"/>
+            </w:pPr>
+            <w:r>
+              <w:rPr>
+                <w:sz w:val="16"/>
+              </w:rPr>
+              <w:t>StepDefinition</w:t>
+            </w:r>
+          </w:p>
+        </w:tc>
+        <w:tc>
+          <w:tcPr>
+            <w:tcW w:type="dxa" w:w="5011"/>
+            <w:vAlign w:val="center"/>
+          </w:tcPr>
+          <w:p>
+            <w:pPr>
+              <w:spacing w:after="20"/>
+            </w:pPr>
+            <w:r>
+              <w:rPr>
+                <w:sz w:val="16"/>
+              </w:rPr>
+              <w:t>step_id, manual_checksum, action_evidence_ids, parent_procedure_id, symptom_tags, applicability_rule_ids, required_evidence_ids, dependency_manifest_version, review_status, rule_version</w:t>
+            </w:r>
+          </w:p>
+        </w:tc>
+      </w:tr>
+      <w:tr>
+        <w:trPr>
+          <w:cantSplit/>
+        </w:trPr>
+        <w:tc>
+          <w:tcPr>
+            <w:tcW w:type="dxa" w:w="5011"/>
+            <w:vAlign w:val="center"/>
+            <w:shd w:fill="F3F6FA"/>
+          </w:tcPr>
+          <w:p>
+            <w:pPr>
+              <w:spacing w:after="20"/>
+            </w:pPr>
+            <w:r>
+              <w:rPr>
+                <w:sz w:val="16"/>
+              </w:rPr>
+              <w:t>ApplicabilityRule</w:t>
+            </w:r>
+          </w:p>
+        </w:tc>
+        <w:tc>
+          <w:tcPr>
+            <w:tcW w:type="dxa" w:w="5011"/>
+            <w:vAlign w:val="center"/>
+            <w:shd w:fill="F3F6FA"/>
+          </w:tcPr>
+          <w:p>
+            <w:pPr>
+              <w:spacing w:after="20"/>
+            </w:pPr>
+            <w:r>
+              <w:rPr>
+                <w:sz w:val="16"/>
+              </w:rPr>
+              <w:t>rule_id, predicate_type, fact_key, operator, expected_value, unit, origin, source_evidence_ids, policy_version, clarification_evidence_ids, review_status, rule_version</w:t>
+            </w:r>
+          </w:p>
+        </w:tc>
+      </w:tr>
+      <w:tr>
+        <w:trPr>
+          <w:cantSplit/>
+        </w:trPr>
+        <w:tc>
+          <w:tcPr>
+            <w:tcW w:type="dxa" w:w="5011"/>
+            <w:vAlign w:val="center"/>
+          </w:tcPr>
+          <w:p>
+            <w:pPr>
+              <w:spacing w:after="20"/>
+            </w:pPr>
+            <w:r>
+              <w:rPr>
+                <w:sz w:val="16"/>
+              </w:rPr>
+              <w:t>EligibilityDecision</w:t>
+            </w:r>
+          </w:p>
+        </w:tc>
+        <w:tc>
+          <w:tcPr>
+            <w:tcW w:type="dxa" w:w="5011"/>
+            <w:vAlign w:val="center"/>
+          </w:tcPr>
+          <w:p>
+            <w:pPr>
+              <w:spacing w:after="20"/>
+            </w:pPr>
+            <w:r>
+              <w:rPr>
+                <w:sz w:val="16"/>
+              </w:rPr>
+              <w:t>step_id, eligibility_status, condition_results, reason_codes, supporting_evidence_ids, rule_version, dependency_manifest_version, session_version</w:t>
+            </w:r>
+          </w:p>
+        </w:tc>
+      </w:tr>
     </w:tbl>
     <w:p>
       <w:pPr>
@@ -982,6 +1133,9 @@
         <w:pStyle w:val="Heading1"/>
       </w:pPr>
       <w:r>
+        <w:rPr>
+          <w:color w:val="000000"/>
+        </w:rPr>
         <w:t>4  Retrieval + evidence assembly contract</w:t>
       </w:r>
     </w:p>
@@ -1037,15 +1191,116 @@
     </w:p>
     <w:p>
       <w:pPr>
+        <w:pStyle w:val="Heading2"/>
+      </w:pPr>
+      <w:r>
+        <w:rPr>
+          <w:color w:val="000000"/>
+        </w:rPr>
+        <w:t>4 1 Evidence dependency manifest</w:t>
+      </w:r>
+    </w:p>
+    <w:p>
+      <w:pPr/>
+      <w:r>
+        <w:t>During versioned ingestion, bind each searchable child chunk to its full parent procedure or section and build a reviewed dependency manifest for every actionable step. The manifest identifies the action spans, applicability conditions, prerequisites, warnings, table headers and units, variant labels, and referenced figures or sections required to present that step. A section parent remains contextual evidence until its procedure and step boundaries have been reviewed.</w:t>
+      </w:r>
+    </w:p>
+    <w:p>
+      <w:pPr/>
+      <w:r>
+        <w:t>The assembler returns required_evidence_ids, attached_evidence_ids and missing_evidence_ids for the selected candidate, together with dependency_manifest_version and dependency_review_status. missing_evidence_ids is the required set minus the attached set. Coverage is complete only when the dependency manifest is approved for the exact manual checksum, the action evidence is present, all required objects are attached, and their content and provenance pass extraction checks. An empty or unreviewed required set cannot establish sufficiency. Finding a table object is insufficient if its required headers, units or variant context are missing.</w:t>
+      </w:r>
+    </w:p>
+    <w:p>
+      <w:pPr/>
+      <w:r>
+        <w:t>Perform the existing bounded recovery search for missing dependencies and record its outcome. A source gap that the rider cannot resolve must block the instruction and enter source review or abstention; do not ask the rider to supply a missing manual warning or table header. Retrieval outages, invalid index objects and other operational failures return SYSTEM_ERROR. Cross-encoder scores rank relevance and cannot approve a dependency manifest, infer a diagnostic order or waive missing evidence.</w:t>
+      </w:r>
+    </w:p>
+    <w:p>
+      <w:pPr>
         <w:pStyle w:val="Heading1"/>
       </w:pPr>
       <w:r>
+        <w:rPr>
+          <w:color w:val="000000"/>
+        </w:rPr>
         <w:t>5  Diagnostic state machine and adaptive branching</w:t>
       </w:r>
     </w:p>
     <w:p>
       <w:r>
         <w:t>A deterministic controller stores the diagnostic session separately from the LLM chat transcript. The controller accepts typed feedback and selects eligible actions only from the verified procedure graph. Generation occurs after next-step selection, never before.</w:t>
+      </w:r>
+    </w:p>
+    <w:p>
+      <w:pPr>
+        <w:pStyle w:val="Heading2"/>
+      </w:pPr>
+      <w:r>
+        <w:rPr>
+          <w:color w:val="000000"/>
+        </w:rPr>
+        <w:t>5 1 Reviewed step registry and rule authoring</w:t>
+      </w:r>
+    </w:p>
+    <w:p>
+      <w:pPr/>
+      <w:r>
+        <w:t>Create candidate StepDefinition and ApplicabilityRule records from the original owner manual during ingestion. A layout parser or model may propose the records, but an independent reviewer must check each action, condition, prerequisite, warning and stopping condition against the original pages before it becomes runtime-authorized. Record the reviewer, decision, source spans and registry version. Draft, rejected, stale or checksum-mismatched rules must not authorize an action or a cached answer.</w:t>
+      </w:r>
+    </w:p>
+    <w:p>
+      <w:pPr/>
+      <w:r>
+        <w:t>Every manual-derived predicate must retain its supporting evidence IDs and page provenance. Record origin as MANUAL for OEM conditions and PRODUCT_POLICY for application behavior such as avoiding repeated attempts; policy rules carry their own version and must never be presented as OEM instructions. Relevance tags and rider intent mappings help select candidates, while the reviewed predicates establish applicability. Uncertain interpretation of the rider report remains an unknown observation until clarified.</w:t>
+      </w:r>
+    </w:p>
+    <w:p>
+      <w:pPr/>
+      <w:r>
+        <w:t>When the manual lists possible causes or independently documented checks without branch conditions or an explicit next-step order, preserve those limits. Do not infer a condition, eliminate an undocumented branch, diagnose a fault from a negative clue or claim an OEM ranking from retrieval scores. The existing SM-04 policy governs selecting among independently documented eligible checks.</w:t>
+      </w:r>
+    </w:p>
+    <w:p>
+      <w:pPr>
+        <w:pStyle w:val="Heading2"/>
+      </w:pPr>
+      <w:r>
+        <w:rPr>
+          <w:color w:val="000000"/>
+        </w:rPr>
+        <w:t>5 2 Three valued eligibility checks</w:t>
+      </w:r>
+    </w:p>
+    <w:p>
+      <w:pPr/>
+      <w:r>
+        <w:t>Evaluate reviewed conditions against typed session facts using TRUE, FALSE and UNKNOWN. A condition is UNKNOWN when its observation is missing, uncertain or invalid; a confirmed mismatch is FALSE. A step is ineligible when any required condition is FALSE, its source or review status is invalid, its branch has been validly excluded, or its attempt history blocks repetition. If no required condition is false but a relevant condition is unknown, withhold the action and ask one reviewed source-derived question when the rider can reliably resolve it. Unknown is never treated as true or normal.</w:t>
+      </w:r>
+    </w:p>
+    <w:p>
+      <w:pPr/>
+      <w:r>
+        <w:t>An action becomes eligible only when the manual and variant match, the rule is approved, the symptom or documented branch applies, required conditions and prerequisites are true, no applicable safety rule prohibits it, and the attempt history allows it. Evaluate the evidence-completeness and answer-release gates separately before issuing technical text. A direct factual lookup uses the same applicability and evidence gates without fabricating a diagnostic step.</w:t>
+      </w:r>
+    </w:p>
+    <w:p>
+      <w:pPr/>
+      <w:r>
+        <w:t>Implement rule predicates with allowlisted typed comparisons such as enum equality, boolean facts and numeric comparisons with explicit units. Treat the PDF and model output as data; do not execute extracted expressions as code. Return an EligibilityDecision with each condition result, reason code, evidence reference, registry version and session version. ACTION_COMPLETED_UNRESOLVED records an attempted action and never supplies an OBSERVED_NORMAL fact. Optional interpretation models may propose typed observations or rank already eligible candidates; their output cannot bypass the controller gates.</w:t>
+      </w:r>
+    </w:p>
+    <w:p>
+      <w:pPr>
+        <w:pStyle w:val="Heading2"/>
+      </w:pPr>
+      <w:r>
+        <w:rPr>
+          <w:color w:val="000000"/>
+        </w:rPr>
+        <w:t>5 3 Controller behavior</w:t>
       </w:r>
     </w:p>
     <w:p>
@@ -1102,6 +1357,7 @@
       <w:tr>
         <w:trPr>
           <w:tblHeader/>
+          <w:cantSplit/>
         </w:trPr>
         <w:tc>
           <w:tcPr>
@@ -1109,6 +1365,9 @@
             <w:shd w:fill="102238"/>
           </w:tcPr>
           <w:p>
+            <w:pPr>
+              <w:keepNext/>
+            </w:pPr>
             <w:r>
               <w:rPr>
                 <w:b/>
@@ -1125,6 +1384,9 @@
             <w:shd w:fill="102238"/>
           </w:tcPr>
           <w:p>
+            <w:pPr>
+              <w:keepNext/>
+            </w:pPr>
             <w:r>
               <w:rPr>
                 <w:b/>
@@ -1250,7 +1512,7 @@
               <w:rPr>
                 <w:sz w:val="16"/>
               </w:rPr>
-              <w:t>Next-step eligibility requires relevant symptom, supported applicability, satisfied prerequisites, no active warning conflict and untried/non-eliminated status</w:t>
+              <w:t>Next-step eligibility uses approved StepDefinition and ApplicabilityRule records for the selected checksum/variant, typed condition results, satisfied prerequisites, no prohibiting safety condition and permitted attempt history. Relevance alone cannot authorize a step; complete evidence is required separately before release.</w:t>
             </w:r>
           </w:p>
         </w:tc>
@@ -1330,7 +1592,7 @@
               <w:rPr>
                 <w:sz w:val="16"/>
               </w:rPr>
-              <w:t>Ask a targeted question if a diagnostic edge depends on unknown conditions; otherwise choose documented next step</w:t>
+              <w:t>When a reviewed branch condition is UNKNOWN, withhold the dependent action and ask one source-derived question if the rider can resolve it. If a source or extraction gap cannot be resolved by rider feedback, route to review/abstention; operational failures remain SYSTEM_ERROR.</w:t>
             </w:r>
           </w:p>
         </w:tc>
@@ -1547,12 +1809,38 @@
         <w:pStyle w:val="Heading1"/>
       </w:pPr>
       <w:r>
+        <w:rPr>
+          <w:color w:val="000000"/>
+        </w:rPr>
         <w:t>6  Evidence sufficiency and output validation</w:t>
       </w:r>
     </w:p>
     <w:p>
       <w:r>
         <w:t>Apply two layers: a deterministic rules gate (valid manual, cited evidence IDs, required dependencies, prerequisites/variant, no explicit conflict) plus a semantic support evaluator that compares each proposed technical claim against relevant source spans. Reject the draft if either layer fails.</w:t>
+      </w:r>
+    </w:p>
+    <w:p>
+      <w:pPr>
+        <w:pStyle w:val="Heading2"/>
+      </w:pPr>
+      <w:r>
+        <w:rPr>
+          <w:color w:val="000000"/>
+        </w:rPr>
+        <w:t>6 1 Response routing and release</w:t>
+      </w:r>
+    </w:p>
+    <w:p>
+      <w:pPr/>
+      <w:r>
+        <w:t>The controller selects the response route from structured eligibility decisions, the evidence bundle and gate results. A known applicable stop condition yields SAFETY_STOP and retains its verified warning even if other processing fails. Otherwise, a required component failure yields SYSTEM_ERROR. A resolvable missing applicability fact or documented branch observation yields AMBIGUOUS and one focused question. After bounded recovery, an unsupported request, an unresolved source gap or exhausted documented paths yields UNSUPPORTED with the verified support route.</w:t>
+      </w:r>
+    </w:p>
+    <w:p>
+      <w:pPr/>
+      <w:r>
+        <w:t>SUPPORTED requires an eligible action or applicable factual answer, an approved and complete dependency set, valid citations, satisfied safety and prerequisite checks, and successful final claim validation. The controller may authorize generation of a draft after next-step selection; the final response is marked SUPPORTED only after both validation layers pass. Rejected drafts remain withheld. Retry within a bounded policy, then return SYSTEM_ERROR for generation/verification failure or UNSUPPORTED for an established source gap; never disguise a system failure as absence in the manual.</w:t>
       </w:r>
     </w:p>
     <w:tbl>
@@ -1570,6 +1858,7 @@
       <w:tr>
         <w:trPr>
           <w:tblHeader/>
+          <w:cantSplit/>
         </w:trPr>
         <w:tc>
           <w:tcPr>
@@ -1577,6 +1866,9 @@
             <w:shd w:fill="102238"/>
           </w:tcPr>
           <w:p>
+            <w:pPr>
+              <w:keepNext/>
+            </w:pPr>
             <w:r>
               <w:rPr>
                 <w:b/>
@@ -1593,6 +1885,9 @@
             <w:shd w:fill="102238"/>
           </w:tcPr>
           <w:p>
+            <w:pPr>
+              <w:keepNext/>
+            </w:pPr>
             <w:r>
               <w:rPr>
                 <w:b/>
@@ -1638,7 +1933,7 @@
               <w:rPr>
                 <w:sz w:val="16"/>
               </w:rPr>
-              <w:t>Generate concise procedural explanation; run claim-to-source validation; include page citations</w:t>
+              <w:t>Release a concise answer or eligible documented action only after applicability, dependency completeness, warnings, citations and final claim-to-source validation pass.</w:t>
             </w:r>
           </w:p>
         </w:tc>
@@ -1679,7 +1974,7 @@
               <w:rPr>
                 <w:sz w:val="16"/>
               </w:rPr>
-              <w:t>Ask one relevant question derived from a documented branch condition</w:t>
+              <w:t>Ask one focused source-derived question about an unknown branch observation or resolvable applicability fact; withhold the dependent action.</w:t>
             </w:r>
           </w:p>
         </w:tc>
@@ -1819,6 +2114,9 @@
         <w:pStyle w:val="Heading1"/>
       </w:pPr>
       <w:r>
+        <w:rPr>
+          <w:color w:val="000000"/>
+        </w:rPr>
         <w:t>7  Multimodal path</w:t>
       </w:r>
     </w:p>
@@ -1859,6 +2157,9 @@
         <w:pStyle w:val="Heading1"/>
       </w:pPr>
       <w:r>
+        <w:rPr>
+          <w:color w:val="000000"/>
+        </w:rPr>
         <w:t>8  Service interfaces (provisional)</w:t>
       </w:r>
     </w:p>
@@ -1878,6 +2179,7 @@
       <w:tr>
         <w:trPr>
           <w:tblHeader/>
+          <w:cantSplit/>
         </w:trPr>
         <w:tc>
           <w:tcPr>
@@ -1885,6 +2187,9 @@
             <w:shd w:fill="102238"/>
           </w:tcPr>
           <w:p>
+            <w:pPr>
+              <w:keepNext/>
+            </w:pPr>
             <w:r>
               <w:rPr>
                 <w:b/>
@@ -1901,6 +2206,9 @@
             <w:shd w:fill="102238"/>
           </w:tcPr>
           <w:p>
+            <w:pPr>
+              <w:keepNext/>
+            </w:pPr>
             <w:r>
               <w:rPr>
                 <w:b/>
@@ -1917,6 +2225,9 @@
             <w:shd w:fill="102238"/>
           </w:tcPr>
           <w:p>
+            <w:pPr>
+              <w:keepNext/>
+            </w:pPr>
             <w:r>
               <w:rPr>
                 <w:b/>
@@ -2230,6 +2541,9 @@
         <w:pStyle w:val="Heading1"/>
       </w:pPr>
       <w:r>
+        <w:rPr>
+          <w:color w:val="000000"/>
+        </w:rPr>
         <w:t>9  Latency, caching and cost engineering</w:t>
       </w:r>
     </w:p>
@@ -2249,6 +2563,7 @@
       <w:tr>
         <w:trPr>
           <w:tblHeader/>
+          <w:cantSplit/>
         </w:trPr>
         <w:tc>
           <w:tcPr>
@@ -2256,6 +2571,9 @@
             <w:shd w:fill="102238"/>
           </w:tcPr>
           <w:p>
+            <w:pPr>
+              <w:keepNext/>
+            </w:pPr>
             <w:r>
               <w:rPr>
                 <w:b/>
@@ -2272,6 +2590,9 @@
             <w:shd w:fill="102238"/>
           </w:tcPr>
           <w:p>
+            <w:pPr>
+              <w:keepNext/>
+            </w:pPr>
             <w:r>
               <w:rPr>
                 <w:b/>
@@ -2288,6 +2609,9 @@
             <w:shd w:fill="102238"/>
           </w:tcPr>
           <w:p>
+            <w:pPr>
+              <w:keepNext/>
+            </w:pPr>
             <w:r>
               <w:rPr>
                 <w:b/>
@@ -2716,6 +3040,9 @@
         <w:pStyle w:val="Heading1"/>
       </w:pPr>
       <w:r>
+        <w:rPr>
+          <w:color w:val="000000"/>
+        </w:rPr>
         <w:t>10  Observability design</w:t>
       </w:r>
     </w:p>
@@ -2734,6 +3061,7 @@
       <w:tr>
         <w:trPr>
           <w:tblHeader/>
+          <w:cantSplit/>
         </w:trPr>
         <w:tc>
           <w:tcPr>
@@ -2741,6 +3069,9 @@
             <w:shd w:fill="102238"/>
           </w:tcPr>
           <w:p>
+            <w:pPr>
+              <w:keepNext/>
+            </w:pPr>
             <w:r>
               <w:rPr>
                 <w:b/>
@@ -2757,6 +3088,9 @@
             <w:shd w:fill="102238"/>
           </w:tcPr>
           <w:p>
+            <w:pPr>
+              <w:keepNext/>
+            </w:pPr>
             <w:r>
               <w:rPr>
                 <w:b/>
@@ -3088,6 +3422,45 @@
           </w:p>
         </w:tc>
       </w:tr>
+      <w:tr>
+        <w:trPr>
+          <w:cantSplit/>
+        </w:trPr>
+        <w:tc>
+          <w:tcPr>
+            <w:tcW w:type="dxa" w:w="5011"/>
+            <w:vAlign w:val="center"/>
+          </w:tcPr>
+          <w:p>
+            <w:pPr>
+              <w:spacing w:after="20"/>
+            </w:pPr>
+            <w:r>
+              <w:rPr>
+                <w:sz w:val="16"/>
+              </w:rPr>
+              <w:t>step_eligibility</w:t>
+            </w:r>
+          </w:p>
+        </w:tc>
+        <w:tc>
+          <w:tcPr>
+            <w:tcW w:type="dxa" w:w="5011"/>
+            <w:vAlign w:val="center"/>
+          </w:tcPr>
+          <w:p>
+            <w:pPr>
+              <w:spacing w:after="20"/>
+            </w:pPr>
+            <w:r>
+              <w:rPr>
+                <w:sz w:val="16"/>
+              </w:rPr>
+              <w:t>candidate_step_ids, condition_results, reason_codes, missing_evidence_ids, rule_version, dependency_manifest_version, session_version, duration_ms</w:t>
+            </w:r>
+          </w:p>
+        </w:tc>
+      </w:tr>
     </w:tbl>
     <w:p>
       <w:pPr>
@@ -3115,6 +3488,9 @@
         <w:pStyle w:val="Heading1"/>
       </w:pPr>
       <w:r>
+        <w:rPr>
+          <w:color w:val="000000"/>
+        </w:rPr>
         <w:t>11  Deployment, security and reliability</w:t>
       </w:r>
     </w:p>
@@ -3163,12 +3539,70 @@
         <w:pStyle w:val="Heading1"/>
       </w:pPr>
       <w:r>
+        <w:rPr>
+          <w:color w:val="000000"/>
+        </w:rPr>
         <w:t>12  Evaluation, ablations and versioning</w:t>
       </w:r>
     </w:p>
     <w:p>
       <w:r>
         <w:t>Evaluate at least 25 gold records for an MVP; expand to 50–100 with the supplied manual. Include multi-turn transcripts and photo inputs, required evidence sets, forbidden claims and outcome expectations. Always annotate independently from the tested model where feasible.</w:t>
+      </w:r>
+    </w:p>
+    <w:p>
+      <w:pPr>
+        <w:pStyle w:val="Heading2"/>
+      </w:pPr>
+      <w:r>
+        <w:rPr>
+          <w:color w:val="000000"/>
+        </w:rPr>
+        <w:t>12 1 Eligibility and assembly regression cases</w:t>
+      </w:r>
+    </w:p>
+    <w:p>
+      <w:pPr/>
+      <w:r>
+        <w:t>Include independently reviewed cases that verify rule provenance and expected eligibility decisions, in addition to retrieval relevance and answer wording. Record expected condition results, exclusion reasons, required evidence IDs, response route and allowed next step for each case.</w:t>
+      </w:r>
+    </w:p>
+    <w:p>
+      <w:pPr>
+        <w:pStyle w:val="ListBullet"/>
+      </w:pPr>
+      <w:r>
+        <w:t>TRUE, FALSE and UNKNOWN facts select, exclude or clarify the documented branch correctly; unknown facts and unresolved attempts never become normal observations.</w:t>
+      </w:r>
+    </w:p>
+    <w:p>
+      <w:pPr>
+        <w:pStyle w:val="ListBullet"/>
+      </w:pPr>
+      <w:r>
+        <w:t>Draft, stale, wrong-variant and checksum-mismatched step rules cannot authorize technical text or cache hits; every manual-derived predicate resolves to its reviewed source spans.</w:t>
+      </w:r>
+    </w:p>
+    <w:p>
+      <w:pPr>
+        <w:pStyle w:val="ListBullet"/>
+      </w:pPr>
+      <w:r>
+        <w:t>A relevant child chunk with a missing prerequisite, warning, table header/unit or referenced figure cannot pass the completeness gate. A missing or unapproved dependency manifest also fails closed.</w:t>
+      </w:r>
+    </w:p>
+    <w:p>
+      <w:pPr>
+        <w:pStyle w:val="ListBullet"/>
+      </w:pPr>
+      <w:r>
+        <w:t>Distinguish a resolvable observation from a source gap, a known safety stop and an operational failure. Exhausted paths escalate; relevance scores cannot invent a step or repeat a completed action without the documented exception.</w:t>
+      </w:r>
+    </w:p>
+    <w:p>
+      <w:pPr/>
+      <w:r>
+        <w:t>Keep the existing release targets. Report unsupported eligibility approvals and unjustified repeat steps alongside next-step correctness, complete evidence recall, answerable coverage and proper abstention; adjudicate failures against the original manual and reviewed policy rules.</w:t>
       </w:r>
     </w:p>
     <w:tbl>
@@ -3187,6 +3621,7 @@
       <w:tr>
         <w:trPr>
           <w:tblHeader/>
+          <w:cantSplit/>
         </w:trPr>
         <w:tc>
           <w:tcPr>
@@ -3194,6 +3629,9 @@
             <w:shd w:fill="102238"/>
           </w:tcPr>
           <w:p>
+            <w:pPr>
+              <w:keepNext/>
+            </w:pPr>
             <w:r>
               <w:rPr>
                 <w:b/>
@@ -3210,6 +3648,9 @@
             <w:shd w:fill="102238"/>
           </w:tcPr>
           <w:p>
+            <w:pPr>
+              <w:keepNext/>
+            </w:pPr>
             <w:r>
               <w:rPr>
                 <w:b/>
@@ -3226,6 +3667,9 @@
             <w:shd w:fill="102238"/>
           </w:tcPr>
           <w:p>
+            <w:pPr>
+              <w:keepNext/>
+            </w:pPr>
             <w:r>
               <w:rPr>
                 <w:b/>
@@ -3590,7 +4034,7 @@
     </w:p>
     <w:p>
       <w:r>
-        <w:t>Version together: manual checksum, parser version, chunking params, embedding model, index build, graph build, reranker, generator, system prompt, verifier, evaluation set. All comparisons must use the same held-out cases.</w:t>
+        <w:t>Version together: manual checksum, parser version, chunking parameters, embedding model, index build, graph build, step registry, applicability rules, dependency manifests and review decisions, controller policy, reranker, generator, system prompt, verifier and evaluation set. Rule, review, dependency or policy changes invalidate affected exact-cache entries and require revalidation of affected cases. All comparisons must use the same held-out cases.</w:t>
       </w:r>
     </w:p>
     <w:p>
@@ -3598,6 +4042,9 @@
         <w:pStyle w:val="Heading1"/>
       </w:pPr>
       <w:r>
+        <w:rPr>
+          <w:color w:val="000000"/>
+        </w:rPr>
         <w:t>13  Unresolved engineering risks</w:t>
       </w:r>
     </w:p>
@@ -3670,7 +4117,7 @@
         <w:color w:val="526071"/>
         <w:sz w:val="16"/>
       </w:rPr>
-      <w:t xml:space="preserve">DRAFT • PRE-MANUAL     |     08 OCTOBER 2026     |     </w:t>
+      <w:t xml:space="preserve">DRAFT v0.3  |  SOURCE REVIEW PENDING  |  09 OCTOBER 2026  |  </w:t>
     </w:r>
     <w:fldSimple w:instr="PAGE"/>
   </w:p>
@@ -3686,7 +4133,7 @@
     </w:pPr>
     <w:r>
       <w:rPr>
-        <w:color w:val="007F7B"/>
+        <w:color w:val="000000"/>
         <w:sz w:val="16"/>
       </w:rPr>
       <w:t>MOTOMEDIC AI   |   DESIGN PACKAGE</w:t>
@@ -4129,7 +4576,7 @@
       <w:rFonts w:asciiTheme="majorHAnsi" w:eastAsiaTheme="majorEastAsia" w:hAnsiTheme="majorHAnsi" w:cstheme="majorBidi" w:ascii="Aptos Display" w:hAnsi="Aptos Display"/>
       <w:b/>
       <w:bCs/>
-      <w:color w:val="102238"/>
+      <w:color w:val="000000"/>
       <w:sz w:val="28"/>
       <w:szCs w:val="28"/>
     </w:rPr>
@@ -4153,7 +4600,7 @@
       <w:rFonts w:asciiTheme="majorHAnsi" w:eastAsiaTheme="majorEastAsia" w:hAnsiTheme="majorHAnsi" w:cstheme="majorBidi" w:ascii="Aptos" w:hAnsi="Aptos"/>
       <w:b/>
       <w:bCs/>
-      <w:color w:val="1766A5"/>
+      <w:color w:val="000000"/>
       <w:sz w:val="23"/>
       <w:szCs w:val="26"/>
     </w:rPr>
@@ -4410,16 +4857,13 @@
     <w:rsid w:val="00FC693F"/>
     <w:pPr>
       <w:keepNext/>
-      <w:pBdr>
-        <w:bottom w:val="single" w:sz="8" w:space="4" w:color="4F81BD" w:themeColor="accent1"/>
-      </w:pBdr>
       <w:spacing w:after="160" w:line="240" w:lineRule="auto" w:before="0"/>
       <w:contextualSpacing/>
     </w:pPr>
     <w:rPr>
       <w:rFonts w:asciiTheme="majorHAnsi" w:eastAsiaTheme="majorEastAsia" w:hAnsiTheme="majorHAnsi" w:cstheme="majorBidi" w:ascii="Aptos Display" w:hAnsi="Aptos Display"/>
       <w:b/>
-      <w:color w:val="102238"/>
+      <w:color w:val="000000"/>
       <w:spacing w:val="5"/>
       <w:kern w:val="28"/>
       <w:sz w:val="44"/>
@@ -4461,7 +4905,7 @@
       <w:b w:val="0"/>
       <w:i/>
       <w:iCs/>
-      <w:color w:val="526071"/>
+      <w:color w:val="000000"/>
       <w:spacing w:val="15"/>
       <w:sz w:val="21"/>
       <w:szCs w:val="24"/>

--- a/03_TRD.docx
+++ b/03_TRD.docx
@@ -18,20 +18,12 @@
         <w:pStyle w:val="Subtitle"/>
       </w:pPr>
       <w:r>
-        <w:rPr>
-          <w:color w:val="000000"/>
-        </w:rPr>
-        <w:t>TRD v0.3  Reference design and implementation contracts</w:t>
+        <w:t>TRD v0.4  Reference design and implementation contracts</w:t>
       </w:r>
     </w:p>
     <w:p>
       <w:r>
-        <w:rPr>
-          <w:b/>
-          <w:color w:val="B5631D"/>
-          <w:sz w:val="17"/>
-        </w:rPr>
-        <w:t>DRAFT v0.3  Updated 9 October 2026  Independent source review pending</w:t>
+        <w:t>DRAFT v0.4  Updated 9 October 2026  Independent source review pending</w:t>
       </w:r>
     </w:p>
     <w:p>
@@ -538,10 +530,7 @@
         <w:pStyle w:val="Heading1"/>
       </w:pPr>
       <w:r>
-        <w:rPr>
-          <w:color w:val="000000"/>
-        </w:rPr>
-        <w:t>2  Offline ingestion pipeline</w:t>
+        <w:t>2  Versioned hosted ingestion pipeline</w:t>
       </w:r>
     </w:p>
     <w:p>
@@ -1122,6 +1111,28 @@
           </w:p>
         </w:tc>
       </w:tr>
+      <w:tr>
+        <w:tc>
+          <w:tcPr>
+            <w:tcW w:type="dxa" w:w="5011"/>
+          </w:tcPr>
+          <w:p>
+            <w:r>
+              <w:t>RetrievalDecision</w:t>
+            </w:r>
+          </w:p>
+        </w:tc>
+        <w:tc>
+          <w:tcPr>
+            <w:tcW w:type="dxa" w:w="5011"/>
+          </w:tcPr>
+          <w:p>
+            <w:r>
+              <w:t>policy_version/config, calibration_status, mode, uncertainty_signals, decisions, recovery_attempts, rerank_attempts, requested/fetched/missing_evidence_ids, pair_count, skip_reason, stages_seconds, final_action</w:t>
+            </w:r>
+          </w:p>
+        </w:tc>
+      </w:tr>
     </w:tbl>
     <w:p>
       <w:pPr>
@@ -1141,12 +1152,12 @@
     </w:p>
     <w:p>
       <w:r>
-        <w:t>First-stage dense retrieval uses cosine similarity or the embedding model’s native recommended metric to rank candidate chunks. Sparse retrieval handles exact warning labels, component codes and units. Fuse rankings with Reciprocal Rank Fusion, optionally apply a cross-encoder to top candidates, then attach parent procedures and verified graph neighbors.</w:t>
+        <w:t>First-stage dense retrieval uses cosine similarity or the embedding model's recommended metric. Sparse BM25 retrieval handles exact warning labels, component codes and units. Fuse ranks with Reciprocal Rank Fusion, assemble initial parent and verified dependency context, and inspect ranking uncertainty separately from source applicability and evidence coverage. Conditionally rerank a bounded candidate pool before reassembly and the controller/answer gates.</w:t>
       </w:r>
     </w:p>
     <w:p>
       <w:r>
-        <w:t>Candidate settings are starting hypotheses: dense top-20, sparse top-20; fused top-15; rerank top-10; expand 1–2 verified graph hops. Tune via the golden set, not intuition.</w:t>
+        <w:t>The hosted prototype uses a fused pool of 20 candidates and selects five hits for assembly. One recovery may widen the fused pool to 40 and fetch exact reviewed dependency IDs. Reranking scores at most 20 candidates and 100 token-bounded query/passage pairs. At most 256 mandatory dependency IDs may be attached; an over-limit manifest fails as SYSTEM_ERROR and must not be silently truncated. These limits and trigger thresholds are versioned starting hypotheses, to be calibrated on independently reviewed cases.</w:t>
       </w:r>
     </w:p>
     <w:p>
@@ -1178,7 +1189,7 @@
         <w:pStyle w:val="ListBullet"/>
       </w:pPr>
       <w:r>
-        <w:t>If evidence remains incomplete, permit at most one query reformulation/expansion before clarifying or abstaining; record what was searched</w:t>
+        <w:t>If an approved dependency set is incomplete, permit one bounded recovery that fetches the exact required objects and widens retrieval once. If dependencies remain unavailable, withhold technical advice and record a non-rider-resolvable source gap. Allow at most one subsequent reranking attempt when ordering remains uncertain and all source/applicability checks permit it; never loop between search, reranking and generation.</w:t>
       </w:r>
     </w:p>
     <w:p>
@@ -1216,6 +1227,68 @@
       <w:pPr/>
       <w:r>
         <w:t>Perform the existing bounded recovery search for missing dependencies and record its outcome. A source gap that the rider cannot resolve must block the instruction and enter source review or abstention; do not ask the rider to supply a missing manual warning or table header. Retrieval outages, invalid index objects and other operational failures return SYSTEM_ERROR. Cross-encoder scores rank relevance and cannot approve a dependency manifest, infer a diagnostic order or waive missing evidence.</w:t>
+      </w:r>
+    </w:p>
+    <w:p>
+      <w:pPr>
+        <w:pStyle w:val="Heading2"/>
+      </w:pPr>
+      <w:r>
+        <w:t>4 2 Conditional reranking and bounded recovery</w:t>
+      </w:r>
+    </w:p>
+    <w:p>
+      <w:pPr/>
+      <w:r>
+        <w:t>The normal request path uses conditional reranking. Clearly ordered candidates with complete reviewed dependencies continue to the eligibility and answer gates. Reranking handles uncertain ordering among plausible candidates; evidence recovery handles required objects absent from the initial bundle. Similarity, RRF and cross-encoder scores cannot prove support or approve a procedure.</w:t>
+      </w:r>
+    </w:p>
+    <w:p>
+      <w:pPr/>
+      <w:r>
+        <w:t>Trigger signals compare distinct parent sections: disagreement between dense and BM25 top sections, or a narrow relative RRF margin between the two leading sections. Sibling chunks from the same section do not create ambiguity. Zero BM25 matches provide no sparse-agreement signal. Initial experimental values are top-three section overlap below 0.5 or relative RRF margin at most 0.05. Mark these values PROVISIONAL_UNCALIBRATED; use reviewed tuning cases to calibrate them and held-out cases to assess their effect before a release decision.</w:t>
+      </w:r>
+    </w:p>
+    <w:p>
+      <w:pPr/>
+      <w:r>
+        <w:t>Apply the routing policy in order. A known safety stop retains its verified warning and skips model work; a known system failure remains SYSTEM_ERROR; a known unsupported request abstains. Missing, stale or unapproved source/dependency review enters source review or abstention. Unconfirmed applicability enters one focused clarification; a confirmed mismatch blocks the action. An approved missing dependency triggers one exact-ID fetch and bounded retrieval expansion. Complete eligible evidence with uncertain ordering triggers one cross-encoder attempt; otherwise continue through the remaining gates.</w:t>
+      </w:r>
+    </w:p>
+    <w:p>
+      <w:pPr/>
+      <w:r>
+        <w:t>Reassemble after reranking and recheck the dependency set. Retain all already fetched mandatory action, warning, prerequisite, table/header/unit and figure objects for the selected reviewed step even when candidate ordering changes. Reranking does not select a new diagnostic step or infer an OEM order. The controller remains responsible for selecting an eligible step and the final verifier remains responsible for claim support.</w:t>
+      </w:r>
+    </w:p>
+    <w:p>
+      <w:pPr/>
+      <w:r>
+        <w:t>Operational failures in embedding, retrieval, assembly or the cross-encoder yield SYSTEM_ERROR with a typed error class and recorded attempts. A query exceeding the current cross-encoder's 128-token input bound, or work exceeding 100 query/passage pairs, skips that inference with an explicit reason and keeps ranking unresolved. Preserve the full query and source text; never silently truncate a rider report or mandatory evidence. A source gap cannot be resolved by asking the rider to supply a missing manual warning or table header.</w:t>
+      </w:r>
+    </w:p>
+    <w:p>
+      <w:pPr/>
+      <w:r>
+        <w:t>Return a RetrievalDecision with policy version/configuration, calibration status, execution mode, uncertainty signals, decision history, recovery/rerank attempt counts, exact missing/fetched evidence IDs, pair count, skip reason and stage durations. Conditional mode is the normal code path; off and always_diagnostic modes exist only for ablations. Always-diagnostic execution can bypass the scheduling decision but cannot bypass evidence, applicability, safety or answer-release gates. A generic insufficient-bundle flag must never trigger reranking by itself.</w:t>
+      </w:r>
+    </w:p>
+    <w:p>
+      <w:pPr/>
+      <w:r>
+        <w:t>The current hosted manual has pending applicability and independent dependency review. Its candidate bundles therefore skip conditional reranking with explicit review/clarification reasons and keep may_generate_procedural_advice false. The implementation is available for approved registry/controller inputs; source and release approvals are separate work. Changing this policy versions retrieval and invalidates affected response caches while reusing unchanged document embeddings.</w:t>
+      </w:r>
+    </w:p>
+    <w:p>
+      <w:pPr/>
+      <w:r>
+        <w:t>Evaluate off, always and conditional policies on the same independently reviewed cases. Record complete evidence recall, rescued and regressed cases, proper abstention, wrong-variant leakage, trigger precision/recall, reranking frequency, per-stage latency, TTFO and cost per correctly handled case. Adopt calibrated conditional reranking for release only if it improves reviewed outcomes without violating latency/cost and safety gates. The existing 27 draft in-sample page-coverage probes cannot establish that result.</w:t>
+      </w:r>
+    </w:p>
+    <w:p>
+      <w:pPr/>
+      <w:r>
+        <w:t>Cross-encoder retrieval reference: https://www.sbert.net/examples/sentence_transformer/applications/retrieve_rerank/README.html</w:t>
       </w:r>
     </w:p>
     <w:p>
@@ -2880,14 +2953,8 @@
             <w:vAlign w:val="center"/>
           </w:tcPr>
           <w:p>
-            <w:pPr>
-              <w:spacing w:after="20"/>
-            </w:pPr>
             <w:r>
-              <w:rPr>
-                <w:sz w:val="16"/>
-              </w:rPr>
-              <w:t>Avoid extra inference when retrieval is clearly sufficient</w:t>
+              <w:t>One attempt for uncertain candidate ordering after source and coverage checks</w:t>
             </w:r>
           </w:p>
         </w:tc>
@@ -2897,14 +2964,8 @@
             <w:vAlign w:val="center"/>
           </w:tcPr>
           <w:p>
-            <w:pPr>
-              <w:spacing w:after="20"/>
-            </w:pPr>
             <w:r>
-              <w:rPr>
-                <w:sz w:val="16"/>
-              </w:rPr>
-              <w:t>Benchmark criterion on gold dataset</w:t>
+              <w:t>Versioned provisional thresholds; reviewed calibration; bounded pool; mandatory evidence retained</w:t>
             </w:r>
           </w:p>
         </w:tc>
@@ -3032,7 +3093,7 @@
     </w:p>
     <w:p>
       <w:r>
-        <w:t>Initial benchmarks: text warm p50 &lt;= 2.5 s and p95 &lt;= 5 s; photo p95 &lt;= 10 s; log cold start separately. Measure end-to-end and each stage with p50/p95 and cold/warm split. Provider pricing must be captured at deployment time rather than hardcoded.</w:t>
+        <w:t>Initial benchmarks: text warm p50 &lt;= 2.5 s and p95 &lt;= 5 s; photo p95 &lt;= 10 s; log cold start separately. Measure end-to-end and each stage with p50/p95 and cold/warm split. Provider pricing must be captured at deployment time rather than hardcoded. Measure time to first output (TTFO) from confirmed rider input to the first releasable answer token. A loading indicator is excluded. Technical content is withheld until the required claim and citation checks pass. Report fast-path and recovery/reranking p50/p95, their combined p95, fallback frequency and cold starts separately; reduced average latency alone does not establish a lower p95.</w:t>
       </w:r>
     </w:p>
     <w:p>
@@ -3250,14 +3311,8 @@
             <w:shd w:fill="F3F6FA"/>
           </w:tcPr>
           <w:p>
-            <w:pPr>
-              <w:spacing w:after="20"/>
-            </w:pPr>
             <w:r>
-              <w:rPr>
-                <w:sz w:val="16"/>
-              </w:rPr>
-              <w:t>ranked_ids, verified_edges, added_dependencies, duration_ms</w:t>
+              <w:t>policy_version, calibration_status, mode, trigger_reasons, ranked_ids, pair_count, skip_reason, verified_edges, added_dependencies, attempt_counts, duration_ms</w:t>
             </w:r>
           </w:p>
         </w:tc>
@@ -3881,14 +3936,8 @@
             <w:shd w:fill="F3F6FA"/>
           </w:tcPr>
           <w:p>
-            <w:pPr>
-              <w:spacing w:after="20"/>
-            </w:pPr>
             <w:r>
-              <w:rPr>
-                <w:sz w:val="16"/>
-              </w:rPr>
-              <w:t>No reranker vs cross-encoder vs late-interaction</w:t>
+              <w:t>Off vs always vs conditional cross-encoder; optional late-interaction alternative</w:t>
             </w:r>
           </w:p>
         </w:tc>
@@ -3899,14 +3948,8 @@
             <w:shd w:fill="F3F6FA"/>
           </w:tcPr>
           <w:p>
-            <w:pPr>
-              <w:spacing w:after="20"/>
-            </w:pPr>
             <w:r>
-              <w:rPr>
-                <w:sz w:val="16"/>
-              </w:rPr>
-              <w:t>MRR, recall, p95 and token cost</w:t>
+              <w:t>Complete evidence recall, rescues/regressions, trigger accuracy, fallback rate, TTFO p95, cost</w:t>
             </w:r>
           </w:p>
         </w:tc>
@@ -4034,7 +4077,7 @@
     </w:p>
     <w:p>
       <w:r>
-        <w:t>Version together: manual checksum, parser version, chunking parameters, embedding model, index build, graph build, step registry, applicability rules, dependency manifests and review decisions, controller policy, reranker, generator, system prompt, verifier and evaluation set. Rule, review, dependency or policy changes invalidate affected exact-cache entries and require revalidation of affected cases. All comparisons must use the same held-out cases.</w:t>
+        <w:t>Version together: manual checksum, parser version, chunking parameters, embedding model, index build, graph build, step registry, applicability rules, dependency manifests and review decisions, controller policy, retrieval policy and trigger thresholds, calibration dataset and approval, reranker, generator, system prompt, verifier and evaluation set. Rule, review, dependency or policy changes invalidate affected exact-cache entries and require revalidation of affected cases. All comparisons must use the same held-out cases.</w:t>
       </w:r>
     </w:p>
     <w:p>

--- a/03_TRD.docx
+++ b/03_TRD.docx
@@ -1115,9 +1115,14 @@
         <w:tc>
           <w:tcPr>
             <w:tcW w:type="dxa" w:w="5011"/>
+            <w:vAlign w:val="center"/>
+            <w:shd w:fill="F3F6FA"/>
           </w:tcPr>
           <w:p>
             <w:r>
+              <w:rPr>
+                <w:sz w:val="16"/>
+              </w:rPr>
               <w:t>RetrievalDecision</w:t>
             </w:r>
           </w:p>
@@ -1125,9 +1130,14 @@
         <w:tc>
           <w:tcPr>
             <w:tcW w:type="dxa" w:w="5011"/>
+            <w:vAlign w:val="center"/>
+            <w:shd w:fill="F3F6FA"/>
           </w:tcPr>
           <w:p>
             <w:r>
+              <w:rPr>
+                <w:sz w:val="16"/>
+              </w:rPr>
               <w:t>policy_version/config, calibration_status, mode, uncertainty_signals, decisions, recovery_attempts, rerank_attempts, requested/fetched/missing_evidence_ids, pair_count, skip_reason, stages_seconds, final_action</w:t>
             </w:r>
           </w:p>
@@ -2954,6 +2964,9 @@
           </w:tcPr>
           <w:p>
             <w:r>
+              <w:rPr>
+                <w:sz w:val="16"/>
+              </w:rPr>
               <w:t>One attempt for uncertain candidate ordering after source and coverage checks</w:t>
             </w:r>
           </w:p>
@@ -2965,6 +2978,9 @@
           </w:tcPr>
           <w:p>
             <w:r>
+              <w:rPr>
+                <w:sz w:val="16"/>
+              </w:rPr>
               <w:t>Versioned provisional thresholds; reviewed calibration; bounded pool; mandatory evidence retained</w:t>
             </w:r>
           </w:p>
@@ -3312,6 +3328,9 @@
           </w:tcPr>
           <w:p>
             <w:r>
+              <w:rPr>
+                <w:sz w:val="16"/>
+              </w:rPr>
               <w:t>policy_version, calibration_status, mode, trigger_reasons, ranked_ids, pair_count, skip_reason, verified_edges, added_dependencies, attempt_counts, duration_ms</w:t>
             </w:r>
           </w:p>
@@ -3937,6 +3956,9 @@
           </w:tcPr>
           <w:p>
             <w:r>
+              <w:rPr>
+                <w:sz w:val="16"/>
+              </w:rPr>
               <w:t>Off vs always vs conditional cross-encoder; optional late-interaction alternative</w:t>
             </w:r>
           </w:p>
@@ -3949,6 +3971,9 @@
           </w:tcPr>
           <w:p>
             <w:r>
+              <w:rPr>
+                <w:sz w:val="16"/>
+              </w:rPr>
               <w:t>Complete evidence recall, rescues/regressions, trigger accuracy, fallback rate, TTFO p95, cost</w:t>
             </w:r>
           </w:p>
@@ -4139,6 +4164,8 @@
     <w:sectPr>
       <w:headerReference w:type="default" r:id="rId9"/>
       <w:footerReference w:type="default" r:id="rId10"/>
+      <w:footerReference w:type="first" r:id="rId12"/>
+      <w:footerReference w:type="even" r:id="rId13"/>
       <w:pgSz w:w="12240" w:h="15840"/>
       <w:pgMar w:top="1123" w:right="1109" w:bottom="1008" w:left="1109" w:header="720" w:footer="720" w:gutter="0"/>
       <w:cols w:space="720"/>
@@ -4160,9 +4187,29 @@
         <w:color w:val="526071"/>
         <w:sz w:val="16"/>
       </w:rPr>
-      <w:t xml:space="preserve">DRAFT v0.3  |  SOURCE REVIEW PENDING  |  09 OCTOBER 2026  |  </w:t>
+      <w:t xml:space="preserve">DRAFT v0.4  |  SOURCE REVIEW PENDING  |  09 OCTOBER 2026  |  </w:t>
     </w:r>
     <w:fldSimple w:instr="PAGE"/>
+  </w:p>
+</w:ftr>
+</file>
+
+<file path=word/footer2.xml><?xml version="1.0" encoding="utf-8"?>
+<w:ftr xmlns:m="http://schemas.openxmlformats.org/officeDocument/2006/math" xmlns:mc="http://schemas.openxmlformats.org/markup-compatibility/2006" xmlns:mo="http://schemas.microsoft.com/office/mac/office/2008/main" xmlns:mv="urn:schemas-microsoft-com:mac:vml" xmlns:o="urn:schemas-microsoft-com:office:office" xmlns:r="http://schemas.openxmlformats.org/officeDocument/2006/relationships" xmlns:v="urn:schemas-microsoft-com:vml" xmlns:w10="urn:schemas-microsoft-com:office:word" xmlns:w14="http://schemas.microsoft.com/office/word/2010/wordml" xmlns:w="http://schemas.openxmlformats.org/wordprocessingml/2006/main" xmlns:wne="http://schemas.microsoft.com/office/word/2006/wordml" xmlns:wp14="http://schemas.microsoft.com/office/word/2010/wordprocessingDrawing" xmlns:wp="http://schemas.openxmlformats.org/drawingml/2006/wordprocessingDrawing" xmlns:wpc="http://schemas.microsoft.com/office/word/2010/wordprocessingCanvas" xmlns:wpg="http://schemas.microsoft.com/office/word/2010/wordprocessingGroup" xmlns:wpi="http://schemas.microsoft.com/office/word/2010/wordprocessingInk" xmlns:wps="http://schemas.microsoft.com/office/word/2010/wordprocessingShape" mc:Ignorable="w14 wp14">
+  <w:p>
+    <w:pPr>
+      <w:pStyle w:val="Footer"/>
+    </w:pPr>
+  </w:p>
+</w:ftr>
+</file>
+
+<file path=word/footer3.xml><?xml version="1.0" encoding="utf-8"?>
+<w:ftr xmlns:m="http://schemas.openxmlformats.org/officeDocument/2006/math" xmlns:mc="http://schemas.openxmlformats.org/markup-compatibility/2006" xmlns:mo="http://schemas.microsoft.com/office/mac/office/2008/main" xmlns:mv="urn:schemas-microsoft-com:mac:vml" xmlns:o="urn:schemas-microsoft-com:office:office" xmlns:r="http://schemas.openxmlformats.org/officeDocument/2006/relationships" xmlns:v="urn:schemas-microsoft-com:vml" xmlns:w10="urn:schemas-microsoft-com:office:word" xmlns:w14="http://schemas.microsoft.com/office/word/2010/wordml" xmlns:w="http://schemas.openxmlformats.org/wordprocessingml/2006/main" xmlns:wne="http://schemas.microsoft.com/office/word/2006/wordml" xmlns:wp14="http://schemas.microsoft.com/office/word/2010/wordprocessingDrawing" xmlns:wp="http://schemas.openxmlformats.org/drawingml/2006/wordprocessingDrawing" xmlns:wpc="http://schemas.microsoft.com/office/word/2010/wordprocessingCanvas" xmlns:wpg="http://schemas.microsoft.com/office/word/2010/wordprocessingGroup" xmlns:wpi="http://schemas.microsoft.com/office/word/2010/wordprocessingInk" xmlns:wps="http://schemas.microsoft.com/office/word/2010/wordprocessingShape" mc:Ignorable="w14 wp14">
+  <w:p>
+    <w:pPr>
+      <w:pStyle w:val="Footer"/>
+    </w:pPr>
   </w:p>
 </w:ftr>
 </file>

--- a/03_TRD.docx
+++ b/03_TRD.docx
@@ -18,12 +18,21 @@
         <w:pStyle w:val="Subtitle"/>
       </w:pPr>
       <w:r>
+        <w:rPr>
+          <w:color w:val="000000"/>
+        </w:rPr>
         <w:t>TRD v0.4  Reference design and implementation contracts</w:t>
       </w:r>
     </w:p>
     <w:p>
       <w:r>
         <w:t>DRAFT v0.4  Updated 9 October 2026  Independent source review pending</w:t>
+      </w:r>
+    </w:p>
+    <w:p>
+      <w:pPr/>
+      <w:r>
+        <w:t>TRD v0.4 is the authoritative design and technical contract as of 9 October 2026. This document follows it. The approved owner manual governs motorcycle facts; source applicability, rights, independent review and release gates remain mandatory. Recorded implementation progress does not constitute release approval.</w:t>
       </w:r>
     </w:p>
     <w:p>
@@ -530,6 +539,9 @@
         <w:pStyle w:val="Heading1"/>
       </w:pPr>
       <w:r>
+        <w:rPr>
+          <w:color w:val="000000"/>
+        </w:rPr>
         <w:t>2  Versioned hosted ingestion pipeline</w:t>
       </w:r>
     </w:p>
@@ -1244,6 +1256,9 @@
         <w:pStyle w:val="Heading2"/>
       </w:pPr>
       <w:r>
+        <w:rPr>
+          <w:color w:val="000000"/>
+        </w:rPr>
         <w:t>4 2 Conditional reranking and bounded recovery</w:t>
       </w:r>
     </w:p>
@@ -1393,7 +1408,7 @@
       <w:r>
         <w:drawing>
           <wp:inline xmlns:a="http://schemas.openxmlformats.org/drawingml/2006/main" xmlns:pic="http://schemas.openxmlformats.org/drawingml/2006/picture">
-            <wp:extent cx="5989320" cy="3051656"/>
+            <wp:extent cx="5989320" cy="4159250"/>
             <wp:docPr id="1" name="Picture 1"/>
             <wp:cNvGraphicFramePr>
               <a:graphicFrameLocks noChangeAspect="1"/>
@@ -1414,7 +1429,7 @@
                   <pic:spPr>
                     <a:xfrm>
                       <a:off x="0" y="0"/>
-                      <a:ext cx="5989320" cy="3051656"/>
+                      <a:ext cx="5989320" cy="4159250"/>
                     </a:xfrm>
                     <a:prstGeom prst="rect"/>
                   </pic:spPr>
@@ -2389,9 +2404,6 @@
             <w:shd w:fill="F3F6FA"/>
           </w:tcPr>
           <w:p>
-            <w:pPr>
-              <w:spacing w:after="20"/>
-            </w:pPr>
             <w:r>
               <w:rPr>
                 <w:sz w:val="16"/>
@@ -2407,14 +2419,11 @@
             <w:shd w:fill="F3F6FA"/>
           </w:tcPr>
           <w:p>
-            <w:pPr>
-              <w:spacing w:after="20"/>
-            </w:pPr>
             <w:r>
               <w:rPr>
                 <w:sz w:val="16"/>
               </w:rPr>
-              <w:t>text; optional image; optional transcript; previous outcome</w:t>
+              <w:t>text; optional image; optional confirmed transcript; previous typed outcome</w:t>
             </w:r>
           </w:p>
         </w:tc>
@@ -2425,14 +2434,11 @@
             <w:shd w:fill="F3F6FA"/>
           </w:tcPr>
           <w:p>
-            <w:pPr>
-              <w:spacing w:after="20"/>
-            </w:pPr>
             <w:r>
               <w:rPr>
                 <w:sz w:val="16"/>
               </w:rPr>
-              <w:t>ANSWER / CLARIFY / ABSTAIN / SAFETY_STOP / SYSTEM_ERROR</w:t>
+              <w:t>SUPPORTED / AMBIGUOUS / UNSUPPORTED / SAFETY_STOP / SYSTEM_ERROR</w:t>
             </w:r>
           </w:p>
         </w:tc>
@@ -2831,14 +2837,11 @@
             <w:vAlign w:val="center"/>
           </w:tcPr>
           <w:p>
-            <w:pPr>
-              <w:spacing w:after="20"/>
-            </w:pPr>
             <w:r>
               <w:rPr>
                 <w:sz w:val="16"/>
               </w:rPr>
-              <w:t>Exact procedure-path cache</w:t>
+              <w:t>Exact reviewed procedure path cache</w:t>
             </w:r>
           </w:p>
         </w:tc>
@@ -2848,14 +2851,11 @@
             <w:vAlign w:val="center"/>
           </w:tcPr>
           <w:p>
-            <w:pPr>
-              <w:spacing w:after="20"/>
-            </w:pPr>
             <w:r>
               <w:rPr>
                 <w:sz w:val="16"/>
               </w:rPr>
-              <w:t>Near-zero generation for repeats</w:t>
+              <w:t>Avoid repeated generation for approved exact paths</w:t>
             </w:r>
           </w:p>
         </w:tc>
@@ -2865,14 +2865,11 @@
             <w:vAlign w:val="center"/>
           </w:tcPr>
           <w:p>
-            <w:pPr>
-              <w:spacing w:after="20"/>
-            </w:pPr>
             <w:r>
               <w:rPr>
                 <w:sz w:val="16"/>
               </w:rPr>
-              <w:t>Cache key includes manual checksum, relevant symptoms, typed outcomes, prompt version</w:t>
+              <w:t>Key checksum, confirmed variant, intent/symptoms, typed outcomes, flow/controller, policy and prompt versions; invalidate on relevant rule/review/dependency changes; draft/stale entries miss</w:t>
             </w:r>
           </w:p>
         </w:tc>
@@ -3605,7 +3602,7 @@
         <w:pStyle w:val="ListBullet"/>
       </w:pPr>
       <w:r>
-        <w:t>Graceful errors: retrieval outage -&gt; SYSTEM_ERROR; uncertain evidence -&gt; CLARIFY/ABSTAIN; unauthorized/manual mismatch -&gt; block</w:t>
+        <w:t>Graceful errors use SUPPORTED, AMBIGUOUS, UNSUPPORTED, SAFETY_STOP and SYSTEM_ERROR under section 6 1. Review gaps block advice; rider-resolvable applicability facts clarify; confirmed mismatches block; operational failures remain SYSTEM_ERROR.</w:t>
       </w:r>
     </w:p>
     <w:p>
@@ -4161,11 +4158,44 @@
         <w:t>Supporting vendor/research documentation is listed in the companion To Build document.</w:t>
       </w:r>
     </w:p>
+    <w:p>
+      <w:pPr>
+        <w:pStyle w:val="Heading1"/>
+      </w:pPr>
+      <w:r>
+        <w:rPr>
+          <w:color w:val="000000"/>
+        </w:rPr>
+        <w:t>Recorded implementation status</w:t>
+      </w:r>
+    </w:p>
+    <w:p>
+      <w:r>
+        <w:t>Recorded status: hosted BGE M3 candidate index index_a3282c4d98cf54595e4ba168 has 532 children and 277 section parents; authenticated Cloud Run Qdrant restores private immutable vectors on cold start. The stored backend smoke report passes 11/11. Rider UI, integrated controller and gated generator remain pending; procedural generation is blocked.</w:t>
+      </w:r>
+    </w:p>
+    <w:p>
+      <w:r>
+        <w:t>Procedure/rule/dependency approval, page 103 fallback review, year/market/variant/edition, source URL, public display rights and verified OEM service route remain open in source_manifest.json and source_review_notes.json.</w:t>
+      </w:r>
+    </w:p>
+    <w:p>
+      <w:r>
+        <w:t>Authorized repository/project: Maneshwar-Kumar/motomedic-ai and motomedic-ai-20261009; US$10 project scope. Non-recurring INR800 budget starts 9 October 2026; alerts INR400/640/800 and simulation-checked live billing stop INR640 with retries. Reporting delays prevent an exact instantaneous cap. Do not re-enable stopped billing without owner authorization. Public UI daily/rate/upload limits remain pending.</w:t>
+      </w:r>
+    </w:p>
+    <w:p>
+      <w:r>
+        <w:t>The deployment record describes a TRD v0.3 candidate assembly boundary. The repository implements v0.4 conditional scheduling; source approval and the integrated v0.4 controller/release gate remain pending. Preserve this distinction rather than relabeling the deployed boundary as a completed rider agent. Progress references: cloud/deployment_status.json, cloud/live_smoke.json, HOSTED_INDEX_DECISION.md and source_manifest.json.</w:t>
+      </w:r>
+    </w:p>
     <w:sectPr>
       <w:headerReference w:type="default" r:id="rId9"/>
       <w:footerReference w:type="default" r:id="rId10"/>
       <w:footerReference w:type="first" r:id="rId12"/>
       <w:footerReference w:type="even" r:id="rId13"/>
+      <w:headerReference w:type="first" r:id="rId14"/>
+      <w:headerReference w:type="even" r:id="rId15"/>
       <w:pgSz w:w="12240" w:h="15840"/>
       <w:pgMar w:top="1123" w:right="1109" w:bottom="1008" w:left="1109" w:header="720" w:footer="720" w:gutter="0"/>
       <w:cols w:space="720"/>
@@ -4228,6 +4258,26 @@
       </w:rPr>
       <w:t>MOTOMEDIC AI   |   DESIGN PACKAGE</w:t>
     </w:r>
+  </w:p>
+</w:hdr>
+</file>
+
+<file path=word/header2.xml><?xml version="1.0" encoding="utf-8"?>
+<w:hdr xmlns:m="http://schemas.openxmlformats.org/officeDocument/2006/math" xmlns:mc="http://schemas.openxmlformats.org/markup-compatibility/2006" xmlns:mo="http://schemas.microsoft.com/office/mac/office/2008/main" xmlns:mv="urn:schemas-microsoft-com:mac:vml" xmlns:o="urn:schemas-microsoft-com:office:office" xmlns:r="http://schemas.openxmlformats.org/officeDocument/2006/relationships" xmlns:v="urn:schemas-microsoft-com:vml" xmlns:w10="urn:schemas-microsoft-com:office:word" xmlns:w14="http://schemas.microsoft.com/office/word/2010/wordml" xmlns:w="http://schemas.openxmlformats.org/wordprocessingml/2006/main" xmlns:wne="http://schemas.microsoft.com/office/word/2006/wordml" xmlns:wp14="http://schemas.microsoft.com/office/word/2010/wordprocessingDrawing" xmlns:wp="http://schemas.openxmlformats.org/drawingml/2006/wordprocessingDrawing" xmlns:wpc="http://schemas.microsoft.com/office/word/2010/wordprocessingCanvas" xmlns:wpg="http://schemas.microsoft.com/office/word/2010/wordprocessingGroup" xmlns:wpi="http://schemas.microsoft.com/office/word/2010/wordprocessingInk" xmlns:wps="http://schemas.microsoft.com/office/word/2010/wordprocessingShape" mc:Ignorable="w14 wp14">
+  <w:p>
+    <w:pPr>
+      <w:pStyle w:val="Header"/>
+    </w:pPr>
+  </w:p>
+</w:hdr>
+</file>
+
+<file path=word/header3.xml><?xml version="1.0" encoding="utf-8"?>
+<w:hdr xmlns:m="http://schemas.openxmlformats.org/officeDocument/2006/math" xmlns:mc="http://schemas.openxmlformats.org/markup-compatibility/2006" xmlns:mo="http://schemas.microsoft.com/office/mac/office/2008/main" xmlns:mv="urn:schemas-microsoft-com:mac:vml" xmlns:o="urn:schemas-microsoft-com:office:office" xmlns:r="http://schemas.openxmlformats.org/officeDocument/2006/relationships" xmlns:v="urn:schemas-microsoft-com:vml" xmlns:w10="urn:schemas-microsoft-com:office:word" xmlns:w14="http://schemas.microsoft.com/office/word/2010/wordml" xmlns:w="http://schemas.openxmlformats.org/wordprocessingml/2006/main" xmlns:wne="http://schemas.microsoft.com/office/word/2006/wordml" xmlns:wp14="http://schemas.microsoft.com/office/word/2010/wordprocessingDrawing" xmlns:wp="http://schemas.openxmlformats.org/drawingml/2006/wordprocessingDrawing" xmlns:wpc="http://schemas.microsoft.com/office/word/2010/wordprocessingCanvas" xmlns:wpg="http://schemas.microsoft.com/office/word/2010/wordprocessingGroup" xmlns:wpi="http://schemas.microsoft.com/office/word/2010/wordprocessingInk" xmlns:wps="http://schemas.microsoft.com/office/word/2010/wordprocessingShape" mc:Ignorable="w14 wp14">
+  <w:p>
+    <w:pPr>
+      <w:pStyle w:val="Header"/>
+    </w:pPr>
   </w:p>
 </w:hdr>
 </file>
@@ -4714,7 +4764,7 @@
       <w:rFonts w:asciiTheme="majorHAnsi" w:eastAsiaTheme="majorEastAsia" w:hAnsiTheme="majorHAnsi" w:cstheme="majorBidi" w:ascii="Aptos" w:hAnsi="Aptos"/>
       <w:b/>
       <w:bCs/>
-      <w:color w:val="007F7B"/>
+      <w:color w:val="000000"/>
       <w:sz w:val="20"/>
     </w:rPr>
   </w:style>

--- a/03_TRD.docx
+++ b/03_TRD.docx
@@ -18,21 +18,18 @@
         <w:pStyle w:val="Subtitle"/>
       </w:pPr>
       <w:r>
-        <w:rPr>
-          <w:color w:val="000000"/>
-        </w:rPr>
-        <w:t>TRD v0.4  Reference design and implementation contracts</w:t>
+        <w:t>TRD v0.5  Reference design and implementation contracts</w:t>
       </w:r>
     </w:p>
     <w:p>
       <w:r>
-        <w:t>DRAFT v0.4  Updated 9 October 2026  Independent source review pending</w:t>
+        <w:t>v0.5  Updated 11 October 2026  Owner decision selects A and B with streaming for A</w:t>
       </w:r>
     </w:p>
     <w:p>
       <w:pPr/>
       <w:r>
-        <w:t>TRD v0.4 is the authoritative design and technical contract as of 9 October 2026. This document follows it. The approved owner manual governs motorcycle facts; source applicability, rights, independent review and release gates remain mandatory. Recorded implementation progress does not constitute release approval.</w:t>
+        <w:t>TRD v0.5 is the authoritative design and technical contract from 11 October 2026. It preserves v0.4 ingestion, retrieval, eligibility and safety contracts and adopts the owner-selected A/B answer methods in section 14. The approved owner manual governs motorcycle facts. Exact source approval scopes, applicability, usage rights and release gates remain binding; a methodology decision is not a public deployment approval.</w:t>
       </w:r>
     </w:p>
     <w:p>
@@ -460,14 +457,8 @@
             <w:shd w:fill="F3F6FA"/>
           </w:tcPr>
           <w:p>
-            <w:pPr>
-              <w:spacing w:after="20"/>
-            </w:pPr>
             <w:r>
-              <w:rPr>
-                <w:sz w:val="16"/>
-              </w:rPr>
-              <w:t>Claim validation and fail-closed renderer</w:t>
+              <w:t>A exact reviewed selection checks; B semantic claim verification; fail-closed delivery</w:t>
             </w:r>
           </w:p>
         </w:tc>
@@ -1283,7 +1274,7 @@
     <w:p>
       <w:pPr/>
       <w:r>
-        <w:t>Reassemble after reranking and recheck the dependency set. Retain all already fetched mandatory action, warning, prerequisite, table/header/unit and figure objects for the selected reviewed step even when candidate ordering changes. Reranking does not select a new diagnostic step or infer an OEM order. The controller remains responsible for selecting an eligible step and the final verifier remains responsible for claim support.</w:t>
+        <w:t>Reassemble after reranking and recheck the dependency set. Retain mandatory action, warning, prerequisite, table/header/unit and figure objects for the selected reviewed step. Reranking does not select a diagnostic step or infer OEM order. The controller selects an eligible step; final claim validation follows the A or B method in sections 6 and 14.</w:t>
       </w:r>
     </w:p>
     <w:p>
@@ -1301,7 +1292,7 @@
     <w:p>
       <w:pPr/>
       <w:r>
-        <w:t>The current hosted manual has pending applicability and independent dependency review. Its candidate bundles therefore skip conditional reranking with explicit review/clarification reasons and keep may_generate_procedural_advice false. The implementation is available for approved registry/controller inputs; source and release approvals are separate work. Changing this policy versions retrieval and invalidates affected response caches while reusing unchanged document embeddings.</w:t>
+        <w:t>Candidate bundles without approved applicability and dependency scopes remain blocked. Owner-delegated coordinator approval now exists for 161 exact source-content/initial-response scopes and the selected Himalayan BS6 manual scope in release_manifest_v3.json. Consume its exact bindings; do not extend approval to changed objects, full adaptive transitions, general vision or deployment. Conditional retrieval scheduling remains versioned and reuses unchanged document embeddings.</w:t>
       </w:r>
     </w:p>
     <w:p>
@@ -1915,7 +1906,7 @@
     </w:p>
     <w:p>
       <w:r>
-        <w:t>Apply two layers: a deterministic rules gate (valid manual, cited evidence IDs, required dependencies, prerequisites/variant, no explicit conflict) plus a semantic support evaluator that compares each proposed technical claim against relevant source spans. Reject the draft if either layer fails.</w:t>
+        <w:t>Apply the deterministic rules gate to every method: valid manual and variant, complete approved dependencies, satisfied prerequisites, required warnings, no explicit conflict and valid immutable citations. In A, the model selects indices from exact reviewed wording and the server validates the selection and releases only the bound wording; no free technical paraphrase or separate online semantic verifier is permitted in A. In B, the model composes a concise draft and a separate semantic support evaluator checks each proposed claim against its source spans before release. Reject output that fails the applicable method. A receives a post facto semantic verification audit before UI integration, as specified in section 14.</w:t>
       </w:r>
     </w:p>
     <w:p>
@@ -1938,7 +1929,7 @@
     <w:p>
       <w:pPr/>
       <w:r>
-        <w:t>SUPPORTED requires an eligible action or applicable factual answer, an approved and complete dependency set, valid citations, satisfied safety and prerequisite checks, and successful final claim validation. The controller may authorize generation of a draft after next-step selection; the final response is marked SUPPORTED only after both validation layers pass. Rejected drafts remain withheld. Retry within a bounded policy, then return SYSTEM_ERROR for generation/verification failure or UNSUPPORTED for an established source gap; never disguise a system failure as absence in the manual.</w:t>
+        <w:t>SUPPORTED requires an eligible action or applicable factual answer, complete approved dependencies, valid citations, satisfied safety and prerequisite checks and successful method-specific claim validation. A requires exact reviewed wording and valid allowlisted selections; B requires deterministic checks plus successful semantic verification. Both release only after validation and durable session save. Rejected drafts remain withheld. Bounded operational generation/verification failures return SYSTEM_ERROR; established source gaps yield UNSUPPORTED. A post facto audit does not retroactively authorize unsafe output.</w:t>
       </w:r>
     </w:p>
     <w:tbl>
@@ -2024,14 +2015,8 @@
             <w:vAlign w:val="center"/>
           </w:tcPr>
           <w:p>
-            <w:pPr>
-              <w:spacing w:after="20"/>
-            </w:pPr>
             <w:r>
-              <w:rPr>
-                <w:sz w:val="16"/>
-              </w:rPr>
-              <w:t>Release a concise answer or eligible documented action only after applicability, dependency completeness, warnings, citations and final claim-to-source validation pass.</w:t>
+              <w:t>Release only after applicability, complete dependencies, warnings, citations and method-specific claim validation under A or B pass.</w:t>
             </w:r>
           </w:p>
         </w:tc>
@@ -2546,14 +2531,8 @@
             <w:shd w:fill="F3F6FA"/>
           </w:tcPr>
           <w:p>
-            <w:pPr>
-              <w:spacing w:after="20"/>
-            </w:pPr>
             <w:r>
-              <w:rPr>
-                <w:sz w:val="16"/>
-              </w:rPr>
-              <w:t>safe text excerpt, page, diagram/table reference</w:t>
+              <w:t>Approved paraphrase and immutable citation metadata only; no end-user PDF, excerpt or crop under current display policy</w:t>
             </w:r>
           </w:p>
         </w:tc>
@@ -4171,12 +4150,12 @@
     </w:p>
     <w:p>
       <w:r>
-        <w:t>Recorded status: hosted BGE M3 candidate index index_a3282c4d98cf54595e4ba168 has 532 children and 277 section parents; authenticated Cloud Run Qdrant restores private immutable vectors on cold start. The stored backend smoke report passes 11/11. Rider UI, integrated controller and gated generator remain pending; procedural generation is blocked.</w:t>
+        <w:t>Recorded implementation: hosted BGE M3 candidate index index_a3282c4d98cf54595e4ba168 has 532 children and 277 section parents; authenticated Cloud Run Qdrant restores immutable private vectors on cold start. The historical backend smoke passed 11/11. Isolated A/B/C experiments and verified delivery hooks are measured; the A/B production service and browser/UI delivery boundary require integration and separate validation.</w:t>
       </w:r>
     </w:p>
     <w:p>
       <w:r>
-        <w:t>Procedure/rule/dependency approval, page 103 fallback review, year/market/variant/edition, source URL, public display rights and verified OEM service route remain open in source_manifest.json and source_review_notes.json.</w:t>
+        <w:t>The exact 161 source-content/initial-response scopes have coordinator approval under owner delegation in release_manifest_v3.json, checksum b8f8c7b5a9e1a299f0a90eecbf10127779b62b35fc105f0cd587de433e235298. The 17-test approval consumer validates 187 bound files. Remaining limitations include full adaptive transitions, general vision, changed runtime objects and source-specific gaps outside those scopes. End-user PDF, excerpt and figure delivery remain prohibited by source_manifest.json; approved paraphrases and citation metadata are the UI content boundary.</w:t>
       </w:r>
     </w:p>
     <w:p>
@@ -4186,7 +4165,411 @@
     </w:p>
     <w:p>
       <w:r>
-        <w:t>The deployment record describes a TRD v0.3 candidate assembly boundary. The repository implements v0.4 conditional scheduling; source approval and the integrated v0.4 controller/release gate remain pending. Preserve this distinction rather than relabeling the deployed boundary as a completed rider agent. Progress references: cloud/deployment_status.json, cloud/live_smoke.json, HOSTED_INDEX_DECISION.md and source_manifest.json.</w:t>
+        <w:t>The deployed retrieval record retains the TRD v0.3 candidate assembly boundary. Repository v0.4 retrieval scheduling and isolated answer experiments do not establish a deployed rider service. This v0.5 document selects A/B and A streaming prospectively, with follow-up audit and hosting work in section 14. Progress references remain cloud/deployment_status.json, cloud/live_smoke.json, the exact approval package and the architecture v4 reports.</w:t>
+      </w:r>
+    </w:p>
+    <w:p>
+      <w:r>
+        <w:br w:type="page"/>
+      </w:r>
+    </w:p>
+    <w:p>
+      <w:pPr>
+        <w:pStyle w:val="Heading1"/>
+      </w:pPr>
+      <w:r>
+        <w:t>14 Owner selected answer methods and delivery</w:t>
+      </w:r>
+    </w:p>
+    <w:p>
+      <w:r>
+        <w:t>Decision recorded 11 October 2026. Retain A and B as the application methodologies. Use verified streaming delivery for A. Exclude C from the current UI path because it failed the clock case in both passes and took excessive paced time in the successful cases. This is the owner decision based on a bounded engineering comparison, not a general model quality or p95 finding.</w:t>
+      </w:r>
+    </w:p>
+    <w:tbl>
+      <w:tblPr>
+        <w:tblStyle w:val="TableGrid"/>
+        <w:tblW w:type="auto" w:w="0"/>
+        <w:tblLayout w:type="fixed"/>
+        <w:tblLook w:firstColumn="1" w:firstRow="1" w:lastColumn="0" w:lastRow="0" w:noHBand="0" w:noVBand="1" w:val="04A0"/>
+      </w:tblPr>
+      <w:tblGrid>
+        <w:gridCol w:w="1656"/>
+        <w:gridCol w:w="3384"/>
+        <w:gridCol w:w="4320"/>
+      </w:tblGrid>
+      <w:tr>
+        <w:trPr>
+          <w:cantSplit/>
+          <w:tblHeader/>
+        </w:trPr>
+        <w:tc>
+          <w:tcPr>
+            <w:tcW w:type="dxa" w:w="1656"/>
+            <w:tcBorders>
+              <w:top w:val="single" w:sz="4" w:color="D9D9D9"/>
+              <w:left w:val="single" w:sz="4" w:color="D9D9D9"/>
+              <w:bottom w:val="single" w:sz="4" w:color="D9D9D9"/>
+              <w:right w:val="single" w:sz="4" w:color="D9D9D9"/>
+            </w:tcBorders>
+            <w:shd w:fill="DCE6F1"/>
+          </w:tcPr>
+          <w:p>
+            <w:pPr>
+              <w:spacing w:after="100" w:before="60"/>
+            </w:pPr>
+            <w:r>
+              <w:rPr>
+                <w:b/>
+                <w:color w:val="000000"/>
+                <w:sz w:val="18"/>
+              </w:rPr>
+              <w:t>Method</w:t>
+            </w:r>
+          </w:p>
+        </w:tc>
+        <w:tc>
+          <w:tcPr>
+            <w:tcW w:type="dxa" w:w="3384"/>
+            <w:tcBorders>
+              <w:top w:val="single" w:sz="4" w:color="D9D9D9"/>
+              <w:left w:val="single" w:sz="4" w:color="D9D9D9"/>
+              <w:bottom w:val="single" w:sz="4" w:color="D9D9D9"/>
+              <w:right w:val="single" w:sz="4" w:color="D9D9D9"/>
+            </w:tcBorders>
+            <w:shd w:fill="DCE6F1"/>
+          </w:tcPr>
+          <w:p>
+            <w:pPr>
+              <w:spacing w:after="100" w:before="60"/>
+            </w:pPr>
+            <w:r>
+              <w:rPr>
+                <w:b/>
+                <w:color w:val="000000"/>
+                <w:sz w:val="18"/>
+              </w:rPr>
+              <w:t>Selected behavior</w:t>
+            </w:r>
+          </w:p>
+        </w:tc>
+        <w:tc>
+          <w:tcPr>
+            <w:tcW w:type="dxa" w:w="4320"/>
+            <w:tcBorders>
+              <w:top w:val="single" w:sz="4" w:color="D9D9D9"/>
+              <w:left w:val="single" w:sz="4" w:color="D9D9D9"/>
+              <w:bottom w:val="single" w:sz="4" w:color="D9D9D9"/>
+              <w:right w:val="single" w:sz="4" w:color="D9D9D9"/>
+            </w:tcBorders>
+            <w:shd w:fill="DCE6F1"/>
+          </w:tcPr>
+          <w:p>
+            <w:pPr>
+              <w:spacing w:after="100" w:before="60"/>
+            </w:pPr>
+            <w:r>
+              <w:rPr>
+                <w:b/>
+                <w:color w:val="000000"/>
+                <w:sz w:val="18"/>
+              </w:rPr>
+              <w:t>Release requirement</w:t>
+            </w:r>
+          </w:p>
+        </w:tc>
+      </w:tr>
+      <w:tr>
+        <w:trPr>
+          <w:cantSplit/>
+        </w:trPr>
+        <w:tc>
+          <w:tcPr>
+            <w:tcW w:type="dxa" w:w="1656"/>
+            <w:tcBorders>
+              <w:top w:val="single" w:sz="4" w:color="D9D9D9"/>
+              <w:left w:val="single" w:sz="4" w:color="D9D9D9"/>
+              <w:bottom w:val="single" w:sz="4" w:color="D9D9D9"/>
+              <w:right w:val="single" w:sz="4" w:color="D9D9D9"/>
+            </w:tcBorders>
+            <w:shd w:fill="FFFFFF"/>
+          </w:tcPr>
+          <w:p>
+            <w:pPr>
+              <w:spacing w:after="100" w:before="60"/>
+            </w:pPr>
+            <w:r>
+              <w:rPr>
+                <w:b w:val="0"/>
+                <w:color w:val="000000"/>
+                <w:sz w:val="18"/>
+              </w:rPr>
+              <w:t>A component selection</w:t>
+            </w:r>
+          </w:p>
+        </w:tc>
+        <w:tc>
+          <w:tcPr>
+            <w:tcW w:type="dxa" w:w="3384"/>
+            <w:tcBorders>
+              <w:top w:val="single" w:sz="4" w:color="D9D9D9"/>
+              <w:left w:val="single" w:sz="4" w:color="D9D9D9"/>
+              <w:bottom w:val="single" w:sz="4" w:color="D9D9D9"/>
+              <w:right w:val="single" w:sz="4" w:color="D9D9D9"/>
+            </w:tcBorders>
+            <w:shd w:fill="FFFFFF"/>
+          </w:tcPr>
+          <w:p>
+            <w:pPr>
+              <w:spacing w:after="100" w:before="60"/>
+            </w:pPr>
+            <w:r>
+              <w:rPr>
+                <w:b w:val="0"/>
+                <w:color w:val="000000"/>
+                <w:sz w:val="18"/>
+              </w:rPr>
+              <w:t>Select among exact reviewed wording; deliver by streaming</w:t>
+            </w:r>
+          </w:p>
+        </w:tc>
+        <w:tc>
+          <w:tcPr>
+            <w:tcW w:type="dxa" w:w="4320"/>
+            <w:tcBorders>
+              <w:top w:val="single" w:sz="4" w:color="D9D9D9"/>
+              <w:left w:val="single" w:sz="4" w:color="D9D9D9"/>
+              <w:bottom w:val="single" w:sz="4" w:color="D9D9D9"/>
+              <w:right w:val="single" w:sz="4" w:color="D9D9D9"/>
+            </w:tcBorders>
+            <w:shd w:fill="FFFFFF"/>
+          </w:tcPr>
+          <w:p>
+            <w:pPr>
+              <w:spacing w:after="100" w:before="60"/>
+            </w:pPr>
+            <w:r>
+              <w:rPr>
+                <w:b w:val="0"/>
+                <w:color w:val="000000"/>
+                <w:sz w:val="18"/>
+              </w:rPr>
+              <w:t>Validate exact indices, scope, dependencies and session; emit the complete approved unit after durable save</w:t>
+            </w:r>
+          </w:p>
+        </w:tc>
+      </w:tr>
+      <w:tr>
+        <w:trPr>
+          <w:cantSplit/>
+        </w:trPr>
+        <w:tc>
+          <w:tcPr>
+            <w:tcW w:type="dxa" w:w="1656"/>
+            <w:tcBorders>
+              <w:top w:val="single" w:sz="4" w:color="D9D9D9"/>
+              <w:left w:val="single" w:sz="4" w:color="D9D9D9"/>
+              <w:bottom w:val="single" w:sz="4" w:color="D9D9D9"/>
+              <w:right w:val="single" w:sz="4" w:color="D9D9D9"/>
+            </w:tcBorders>
+            <w:shd w:fill="F4F6F8"/>
+          </w:tcPr>
+          <w:p>
+            <w:pPr>
+              <w:spacing w:after="100" w:before="60"/>
+            </w:pPr>
+            <w:r>
+              <w:rPr>
+                <w:b w:val="0"/>
+                <w:color w:val="000000"/>
+                <w:sz w:val="18"/>
+              </w:rPr>
+              <w:t>B short generation</w:t>
+            </w:r>
+          </w:p>
+        </w:tc>
+        <w:tc>
+          <w:tcPr>
+            <w:tcW w:type="dxa" w:w="3384"/>
+            <w:tcBorders>
+              <w:top w:val="single" w:sz="4" w:color="D9D9D9"/>
+              <w:left w:val="single" w:sz="4" w:color="D9D9D9"/>
+              <w:bottom w:val="single" w:sz="4" w:color="D9D9D9"/>
+              <w:right w:val="single" w:sz="4" w:color="D9D9D9"/>
+            </w:tcBorders>
+            <w:shd w:fill="F4F6F8"/>
+          </w:tcPr>
+          <w:p>
+            <w:pPr>
+              <w:spacing w:after="100" w:before="60"/>
+            </w:pPr>
+            <w:r>
+              <w:rPr>
+                <w:b w:val="0"/>
+                <w:color w:val="000000"/>
+                <w:sz w:val="18"/>
+              </w:rPr>
+              <w:t>Retain concise source-grounded composition with a separate verifier</w:t>
+            </w:r>
+          </w:p>
+        </w:tc>
+        <w:tc>
+          <w:tcPr>
+            <w:tcW w:type="dxa" w:w="4320"/>
+            <w:tcBorders>
+              <w:top w:val="single" w:sz="4" w:color="D9D9D9"/>
+              <w:left w:val="single" w:sz="4" w:color="D9D9D9"/>
+              <w:bottom w:val="single" w:sz="4" w:color="D9D9D9"/>
+              <w:right w:val="single" w:sz="4" w:color="D9D9D9"/>
+            </w:tcBorders>
+            <w:shd w:fill="F4F6F8"/>
+          </w:tcPr>
+          <w:p>
+            <w:pPr>
+              <w:spacing w:after="100" w:before="60"/>
+            </w:pPr>
+            <w:r>
+              <w:rPr>
+                <w:b w:val="0"/>
+                <w:color w:val="000000"/>
+                <w:sz w:val="18"/>
+              </w:rPr>
+              <w:t>Withhold the whole draft until semantic verification, deterministic gates and durable save pass</w:t>
+            </w:r>
+          </w:p>
+        </w:tc>
+      </w:tr>
+      <w:tr>
+        <w:trPr>
+          <w:cantSplit/>
+        </w:trPr>
+        <w:tc>
+          <w:tcPr>
+            <w:tcW w:type="dxa" w:w="1656"/>
+            <w:tcBorders>
+              <w:top w:val="single" w:sz="4" w:color="D9D9D9"/>
+              <w:left w:val="single" w:sz="4" w:color="D9D9D9"/>
+              <w:bottom w:val="single" w:sz="4" w:color="D9D9D9"/>
+              <w:right w:val="single" w:sz="4" w:color="D9D9D9"/>
+            </w:tcBorders>
+            <w:shd w:fill="FFFFFF"/>
+          </w:tcPr>
+          <w:p>
+            <w:pPr>
+              <w:spacing w:after="100" w:before="60"/>
+            </w:pPr>
+            <w:r>
+              <w:rPr>
+                <w:b w:val="0"/>
+                <w:color w:val="000000"/>
+                <w:sz w:val="18"/>
+              </w:rPr>
+              <w:t>C verified independent blocks</w:t>
+            </w:r>
+          </w:p>
+        </w:tc>
+        <w:tc>
+          <w:tcPr>
+            <w:tcW w:type="dxa" w:w="3384"/>
+            <w:tcBorders>
+              <w:top w:val="single" w:sz="4" w:color="D9D9D9"/>
+              <w:left w:val="single" w:sz="4" w:color="D9D9D9"/>
+              <w:bottom w:val="single" w:sz="4" w:color="D9D9D9"/>
+              <w:right w:val="single" w:sz="4" w:color="D9D9D9"/>
+            </w:tcBorders>
+            <w:shd w:fill="FFFFFF"/>
+          </w:tcPr>
+          <w:p>
+            <w:pPr>
+              <w:spacing w:after="100" w:before="60"/>
+            </w:pPr>
+            <w:r>
+              <w:rPr>
+                <w:b w:val="0"/>
+                <w:color w:val="000000"/>
+                <w:sz w:val="18"/>
+              </w:rPr>
+              <w:t>Retain historical experiment only; do not wire into the current UI</w:t>
+            </w:r>
+          </w:p>
+        </w:tc>
+        <w:tc>
+          <w:tcPr>
+            <w:tcW w:type="dxa" w:w="4320"/>
+            <w:tcBorders>
+              <w:top w:val="single" w:sz="4" w:color="D9D9D9"/>
+              <w:left w:val="single" w:sz="4" w:color="D9D9D9"/>
+              <w:bottom w:val="single" w:sz="4" w:color="D9D9D9"/>
+              <w:right w:val="single" w:sz="4" w:color="D9D9D9"/>
+            </w:tcBorders>
+            <w:shd w:fill="FFFFFF"/>
+          </w:tcPr>
+          <w:p>
+            <w:pPr>
+              <w:spacing w:after="100" w:before="60"/>
+            </w:pPr>
+            <w:r>
+              <w:rPr>
+                <w:b w:val="0"/>
+                <w:color w:val="000000"/>
+                <w:sz w:val="18"/>
+              </w:rPr>
+              <w:t>No release route selected; no silent fallback from A/B to C</w:t>
+            </w:r>
+          </w:p>
+        </w:tc>
+      </w:tr>
+    </w:tbl>
+    <w:p/>
+    <w:p>
+      <w:r>
+        <w:t>Streaming for A means HTTP/SSE delivery of a complete verified answer unit. Do not expose raw selection JSON, model token fragments or partial cautions as repair guidance. Preserve terminal complete/error events and session ownership. The UI distinguishes provider TTFT from first safe output; a progress indicator is not TTFO. B may use transport events after its whole-answer gate, but the owner has specifically selected A streaming.</w:t>
+      </w:r>
+    </w:p>
+    <w:p>
+      <w:pPr>
+        <w:pStyle w:val="Heading1"/>
+      </w:pPr>
+      <w:r>
+        <w:t>14 1 Evidence and latency contract</w:t>
+      </w:r>
+    </w:p>
+    <w:p>
+      <w:r>
+        <w:t>Hosted run 38122505406 at commit e910c86d2fb8a0a2f955bbea4fa4cbedbe64d82d used gemma-4-26b-a4b-it with minimal thinking on GEN003 mirrors, EXP003 signal cancellation and GEN026 clock settings. Nine initial turns and nine immediate repeats produced 8/9 SUPPORTED outcomes in each pass. All six A/B initial cases passed. C clock delivered no output in either pass. The run made 27 attempts with zero retries: 26 known HTTP200 results and one unknown status.</w:t>
+      </w:r>
+    </w:p>
+    <w:p>
+      <w:r>
+        <w:t>Report retrieval wall time, provider TTFT, request-relative TTFT, actual first verified output and full completion separately. Keep fresh-worker startup, benchmark cooldown and idle provider-admission waits distinct. Removing idle waits arithmetically is not an observed unpaced run. Actual receipt was measured on hosted localhost HTTP/SSE; public network and browser rendering remain unmeasured. Three cases cannot establish p95 or architecture-wide superiority.</w:t>
+      </w:r>
+    </w:p>
+    <w:p>
+      <w:r>
+        <w:t>The candidate cache remains bounded and ephemeral. Similarity only locates a candidate; exact source, variant, selected step, typed state/history and runtime approval bindings authorize reuse. Only reviewed wording is stored, fresh retrieval and gates remain mandatory and B retains verification on hits. Three A repeats hit; no B/C repeats hit. Concurrent dense/BM25 retrieval remains implemented, but three paired controls demonstrated no latency gain.</w:t>
+      </w:r>
+    </w:p>
+    <w:p>
+      <w:pPr>
+        <w:pStyle w:val="Heading1"/>
+      </w:pPr>
+      <w:r>
+        <w:t>14 2 Work before UI integration</w:t>
+      </w:r>
+    </w:p>
+    <w:p>
+      <w:r>
+        <w:t>First, run the removed semantic verifier post facto on the exact A outputs from all three cases, with repeat provenance retained. Bind the audited wording, claims, warnings and citations to the approved source and existing run. Record valid acceptance, valid rejection, invalid schema and provider/system failure separately; do not regenerate the answers or infer approval from a schema failure. This task is a new audit, not permission to alter old results or widen A beyond approved wording.</w:t>
+      </w:r>
+    </w:p>
+    <w:p>
+      <w:r>
+        <w:t>Second, investigate current Cloud Run minimum-instance pricing for the actual region, CPU, memory and billing mode, including idle cost, free tier and existing budget impact. Check current startup CPU boost settings and pricing and propose a controlled benchmark. Fresh-worker readiness was 56.64 seconds excluding controls, including 38.25 seconds for dense model/index load; this is not measured Cloud Run request cold latency. Do not change deployment, minimum instances, boost or billing as part of research.</w:t>
+      </w:r>
+    </w:p>
+    <w:p>
+      <w:r>
+        <w:t>The companion 03_TRD_Architecture_Decision_Note.docx records selected and rejected answer methods, measured retrieval/cache/streaming controls and broader design alternatives, distinguishing completed comparisons from options merely considered. Preserve the v4 raw results and independent audit as evidence. The concept, PRD and evaluation documents dated 9 October retain historical v0.4 language; this v0.5 amendment takes precedence for A/B method-specific validation and A streaming.</w:t>
       </w:r>
     </w:p>
     <w:sectPr>

--- a/03_TRD.docx
+++ b/03_TRD.docx
@@ -4165,7 +4165,7 @@
     </w:p>
     <w:p>
       <w:r>
-        <w:t>The deployed retrieval record retains the TRD v0.3 candidate assembly boundary. Repository v0.4 retrieval scheduling and isolated answer experiments do not establish a deployed rider service. This v0.5 document selects A/B and A streaming prospectively, with follow-up audit and hosting work in section 14. Progress references remain cloud/deployment_status.json, cloud/live_smoke.json, the exact approval package and the architecture v4 reports.</w:t>
+        <w:t>Deployment remains the recorded v0.3 candidate boundary. Repository retrieval scheduling and isolated experiments do not establish a deployed rider service. This v0.5 amendment governs A/B and A streaming; consult section 14 and the deployment, smoke, source and v4 result records.</w:t>
       </w:r>
     </w:p>
     <w:p>
@@ -4597,10 +4597,10 @@
     </w:pPr>
     <w:r>
       <w:rPr>
-        <w:color w:val="526071"/>
+        <w:color w:val="000000"/>
         <w:sz w:val="16"/>
       </w:rPr>
-      <w:t xml:space="preserve">DRAFT v0.4  |  SOURCE REVIEW PENDING  |  09 OCTOBER 2026  |  </w:t>
+      <w:t xml:space="preserve">TRD v0.5  |  OWNER A B DECISION  |  11 OCTOBER 2026  |  </w:t>
     </w:r>
     <w:fldSimple w:instr="PAGE"/>
   </w:p>

--- a/03_TRD.docx
+++ b/03_TRD.docx
@@ -4169,13 +4169,9 @@
       </w:r>
     </w:p>
     <w:p>
-      <w:r>
-        <w:br w:type="page"/>
-      </w:r>
-    </w:p>
-    <w:p>
       <w:pPr>
         <w:pStyle w:val="Heading1"/>
+        <w:pageBreakBefore/>
       </w:pPr>
       <w:r>
         <w:t>14 Owner selected answer methods and delivery</w:t>

--- a/03_TRD.docx
+++ b/03_TRD.docx
@@ -10,7 +10,7 @@
         <w:rPr>
           <w:color w:val="000000"/>
         </w:rPr>
-        <w:t>03 Technical requirements</w:t>
+        <w:t>MotoMedic AI technical requirements</w:t>
       </w:r>
     </w:p>
     <w:p>
@@ -18,18 +18,98 @@
         <w:pStyle w:val="Subtitle"/>
       </w:pPr>
       <w:r>
-        <w:t>TRD v0.5  Reference design and implementation contracts</w:t>
+        <w:rPr>
+          <w:color w:val="000000"/>
+        </w:rPr>
+        <w:t>TRD version 06 reference design and implementation contracts</w:t>
       </w:r>
     </w:p>
     <w:p>
       <w:r>
-        <w:t>v0.5  Updated 11 October 2026  Owner decision selects A and B with streaming for A</w:t>
+        <w:t>Updated 11 October 2026 owner decision draft verify stream</w:t>
       </w:r>
     </w:p>
     <w:p>
       <w:pPr/>
       <w:r>
-        <w:t>TRD v0.5 is the authoritative design and technical contract from 11 October 2026. It preserves v0.4 ingestion, retrieval, eligibility and safety contracts and adopts the owner-selected A/B answer methods in section 14. The approved owner manual governs motorcycle facts. Exact source approval scopes, applicability, usage rights and release gates remain binding; a methodology decision is not a public deployment approval.</w:t>
+        <w:t>TRD v0.6 records the owner decision of 11 October 2026: open manual question answering through DRAFT, a separate online semantic VERIFY call, and delivery of the saved buffered response through STREAM. This supersedes A/B selection, exact-answer-only restrictions, universal StepDefinition or diagnostic-path gates, and the later no-online-verifier amendment. Source integrity, selected-manual applicability, privacy, limits and source display restrictions remain binding. This design decision does not authorize new spending, billing changes or deployment.</w:t>
+      </w:r>
+    </w:p>
+    <w:p>
+      <w:pPr>
+        <w:pStyle w:val="Heading1"/>
+      </w:pPr>
+      <w:r>
+        <w:rPr>
+          <w:color w:val="000000"/>
+        </w:rPr>
+        <w:t>Current answer architecture</w:t>
+      </w:r>
+    </w:p>
+    <w:p>
+      <w:pPr/>
+      <w:r>
+        <w:t>The rider may ask any question about the selected motorcycle and manual, including a documented procedure. No predefined question, canonical response, intent catalogue, fact group, answer scope or registered action is required for an otherwise source-supported answer. The applicable manual evidence is the knowledge authority. Give concise useful information, state partial support clearly, and provide the verified OEM support route where appropriate. Do not invent diagnosis, repairs, conditions or OEM ordering. Rider usefulness feedback does not establish technical correctness or a verified repair.</w:t>
+      </w:r>
+    </w:p>
+    <w:p>
+      <w:pPr/>
+      <w:r>
+        <w:t>Reuse versioned hosted Docling ingestion, BGE M3 plus BM25 and Qdrant. Retrieve and assemble relevant immutable passages through hybrid search, bounded recovery and conditional reranking. Do not parse or embed the manual per request. A high relevance score does not establish support; failure to retrieve an answer is not proof of absence throughout the manual.</w:t>
+      </w:r>
+    </w:p>
+    <w:p>
+      <w:pPr/>
+      <w:r>
+        <w:t>DRAFT privately using the actual question, relevant conversation history and outcomes, assembled applicable evidence and citation IDs, and the source-only policy. Produce the complete proposed answer with claim mappings, conditions, warnings and any limits. There is no separate assess-evidence-first LLM call. Allow new wording and combinations of supported facts; never expose private drafting tokens.</w:t>
+      </w:r>
+    </w:p>
+    <w:p>
+      <w:pPr/>
+      <w:r>
+        <w:t>VERIFY in a separate LLM call against the exact question, relevant history, complete proposed response, claim mappings and source passages. Check meaningful question coverage and every technical claim, including applicability, conditions, warnings, prerequisites, units and specifications. Record strict structured coverage, per-claim support, omissions, conflicts and release eligibility, bound to exact response and evidence hashes. Confidence is not acceptance. The verifier evaluates and does not rewrite an accepted answer.</w:t>
+      </w:r>
+    </w:p>
+    <w:p>
+      <w:pPr/>
+      <w:r>
+        <w:t>Finalize all server-added technical text, warnings and citations before verification. Withhold rejected drafts. Permit at most one evidence-supported correction and a new verification call; any changed response must be verified again. Verification remains probabilistic; evaluate false acceptance and false refusal independently against original pages.</w:t>
+      </w:r>
+    </w:p>
+    <w:p>
+      <w:pPr/>
+      <w:r>
+        <w:t>Show the operational labels Retrieving manual information, Drafting your answer, Checking the answer against the manual, and Displaying the verified answer when the backend actually enters each stage. Open the progress channel promptly, without chain-of-thought, fake percentages or simulated timing. Release answer content only after whole-response verification, final integrity checks and durable save. Stream the exact buffered accepted response without another model call. Bind delivery to accepted response hash, evidence and runtime versions, and operation ID; preserve complete saved answers and idempotent recovery after disconnects.</w:t>
+      </w:r>
+    </w:p>
+    <w:p>
+      <w:pPr/>
+      <w:r>
+        <w:t>Relevant typed facts and immutable outcomes remain separate from conversational wording. ACTION_COMPLETED_UNRESOLVED never becomes OBSERVED_NORMAL. Optional legacy troubleshooting flows may retain reviewed StepDefinition and ApplicabilityRule records, but they cannot restrict ordinary manual Q&amp;A or source-supported questions about documented procedures. Source-derived prerequisites and warnings must be satisfied, clarified when rider-resolvable, or explicitly handled in the verified answer.</w:t>
+      </w:r>
+    </w:p>
+    <w:p>
+      <w:pPr/>
+      <w:r>
+        <w:t>Keep SUPPORTED, AMBIGUOUS, UNSUPPORTED, SAFETY_STOP and SYSTEM_ERROR distinct. A supported partial answer states what the evidence supports and what remains unanswered. Ask one focused question only for a rider-resolvable ambiguity needed for the actual question. Source gaps or review decisions are maintainer issues. Malformed output, timeout, outage, exhausted quota or integrity failure is SYSTEM_ERROR, never acceptance or proof of absence from the manual. Preserve verified safety-stop precedence; technical safety wording is also covered by verification before delivery.</w:t>
+      </w:r>
+    </w:p>
+    <w:p>
+      <w:pPr/>
+      <w:r>
+        <w:t>Disable old Arm A and exact-response shortcuts in the initial integration; they cannot bypass the new verification call. Index reuse and provider prompt caching are separate optimizations. Future verified-response reuse needs exact source, query, state, response and runtime bindings plus separate evaluation. Similarity alone never authorizes reuse. Count complete requests and all draft, verify, correction and re-verification attempts against existing token, byte, output, concurrency, quota, retention and spending limits; never silently truncate mandatory evidence.</w:t>
+      </w:r>
+    </w:p>
+    <w:p>
+      <w:pPr/>
+      <w:r>
+        <w:t>Preserve exact immutable source IDs, original-page provenance and approved source-object bindings. Source-integrity review is distinct from authored-answer approval; the frozen 161-case v3 package and its exact bytes remain unchanged. Parent labels do not authorize whole parent bodies. Restore applicable warnings, prerequisites, table headers, units and referenced context only through reviewed source relationships. Page 103 fallback and unresolved source-specific limitations remain explicit. Rider PDF, excerpt and figure-crop delivery remains prohibited under source_manifest.json; use verified paraphrases and server-derived citation metadata.</w:t>
+      </w:r>
+    </w:p>
+    <w:p>
+      <w:pPr/>
+      <w:r>
+        <w:t>This is the current design contract, not a deployment or semantic-correctness claim. The new draft, verifier, buffered delivery and progress boundary need fresh runtime tests and independent real-output evaluation. Preserve failed prior runs. Use the currently authorized gemma-4-26b-a4b-it model unless the owner approves a change. Consult current deployment, evaluation and budget receipts; the design decision grants no new provider-spending authority.</w:t>
       </w:r>
     </w:p>
     <w:p>
@@ -458,7 +538,7 @@
           </w:tcPr>
           <w:p>
             <w:r>
-              <w:t>A exact reviewed selection checks; B semantic claim verification; fail-closed delivery</w:t>
+              <w:t>Complete private draft followed by separate strict question-coverage and claim-support verifier; fail closed</w:t>
             </w:r>
           </w:p>
         </w:tc>
@@ -477,10 +557,7 @@
               <w:spacing w:after="20"/>
             </w:pPr>
             <w:r>
-              <w:rPr>
-                <w:sz w:val="16"/>
-              </w:rPr>
-              <w:t>State machine</w:t>
+              <w:t>Optional legacy state machine</w:t>
             </w:r>
           </w:p>
         </w:tc>
@@ -494,10 +571,7 @@
               <w:spacing w:after="20"/>
             </w:pPr>
             <w:r>
-              <w:rPr>
-                <w:sz w:val="16"/>
-              </w:rPr>
-              <w:t>Next eligible, documented diagnostic branch</w:t>
+              <w:t>Optional documented diagnostic flow; never a gate for ordinary manual Q&amp;A</w:t>
             </w:r>
           </w:p>
         </w:tc>
@@ -524,6 +598,9 @@
       <w:pPr>
         <w:spacing w:after="0"/>
       </w:pPr>
+      <w:r>
+        <w:t>This specification describes versioned layout-aware manual retrieval and open question answering. The drafting LLM privately answers the rider question from applicable assembled evidence. A separate verifier evaluates meaningful question coverage and technical claim support; application checks and durable save precede buffered delivery. No answer catalogue or registered step is a universal admission condition.</w:t>
+      </w:r>
     </w:p>
     <w:p>
       <w:pPr>
@@ -849,10 +926,7 @@
               <w:spacing w:after="20"/>
             </w:pPr>
             <w:r>
-              <w:rPr>
-                <w:sz w:val="16"/>
-              </w:rPr>
-              <w:t>DiagnosticSession</w:t>
+              <w:t>ConversationSession legacy diagnostic fields optional</w:t>
             </w:r>
           </w:p>
         </w:tc>
@@ -946,10 +1020,7 @@
               <w:spacing w:after="20"/>
             </w:pPr>
             <w:r>
-              <w:rPr>
-                <w:sz w:val="16"/>
-              </w:rPr>
-              <w:t>query_id, manual_checksum, evidence_ids, required_evidence_ids, attached_evidence_ids, missing_evidence_ids, dependency_manifest_version, dependency_review_status, conflicts, missing_conditions, applicability_status, sufficiency_status</w:t>
+              <w:t>query_id, manual_checksum, immutable source IDs, required/attached/missing context, source review/version, conflicts, applicability, completeness; legacy step dependency fields optional</w:t>
             </w:r>
           </w:p>
         </w:tc>
@@ -987,10 +1058,7 @@
               <w:spacing w:after="20"/>
             </w:pPr>
             <w:r>
-              <w:rPr>
-                <w:sz w:val="16"/>
-              </w:rPr>
-              <w:t>type, natural_language, claim_evidence_map, cited_pages, suggested_step_id, clarification_question, escalation_uri, trace_id</w:t>
+              <w:t>type, response text, claim_evidence_map, server citations, partial-support limits, accepted_response_hash, evidence_binding_hash, operation_id; legacy step/clarification fields optional</w:t>
             </w:r>
           </w:p>
         </w:tc>
@@ -1009,10 +1077,7 @@
               <w:spacing w:after="20"/>
             </w:pPr>
             <w:r>
-              <w:rPr>
-                <w:sz w:val="16"/>
-              </w:rPr>
-              <w:t>StepDefinition</w:t>
+              <w:t>Legacy optional StepDefinition</w:t>
             </w:r>
           </w:p>
         </w:tc>
@@ -1049,10 +1114,7 @@
               <w:spacing w:after="20"/>
             </w:pPr>
             <w:r>
-              <w:rPr>
-                <w:sz w:val="16"/>
-              </w:rPr>
-              <w:t>ApplicabilityRule</w:t>
+              <w:t>Legacy optional ApplicabilityRule</w:t>
             </w:r>
           </w:p>
         </w:tc>
@@ -1089,10 +1151,7 @@
               <w:spacing w:after="20"/>
             </w:pPr>
             <w:r>
-              <w:rPr>
-                <w:sz w:val="16"/>
-              </w:rPr>
-              <w:t>EligibilityDecision</w:t>
+              <w:t>Legacy optional EligibilityDecision</w:t>
             </w:r>
           </w:p>
         </w:tc>
@@ -1142,6 +1201,50 @@
                 <w:sz w:val="16"/>
               </w:rPr>
               <w:t>policy_version/config, calibration_status, mode, uncertainty_signals, decisions, recovery_attempts, rerank_attempts, requested/fetched/missing_evidence_ids, pair_count, skip_reason, stages_seconds, final_action</w:t>
+            </w:r>
+          </w:p>
+        </w:tc>
+      </w:tr>
+      <w:tr>
+        <w:tc>
+          <w:tcPr>
+            <w:tcW w:type="dxa" w:w="5011"/>
+          </w:tcPr>
+          <w:p>
+            <w:r>
+              <w:t>VerificationVerdict</w:t>
+            </w:r>
+          </w:p>
+        </w:tc>
+        <w:tc>
+          <w:tcPr>
+            <w:tcW w:type="dxa" w:w="5011"/>
+          </w:tcPr>
+          <w:p>
+            <w:r>
+              <w:t>question_coverage, per_claim_support, omissions, conflicts, release_eligible, exact_response_hash, evidence_binding_hash, verifier/prompt/schema versions</w:t>
+            </w:r>
+          </w:p>
+        </w:tc>
+      </w:tr>
+      <w:tr>
+        <w:tc>
+          <w:tcPr>
+            <w:tcW w:type="dxa" w:w="5011"/>
+          </w:tcPr>
+          <w:p>
+            <w:r>
+              <w:t>DeliveryOperation</w:t>
+            </w:r>
+          </w:p>
+        </w:tc>
+        <w:tc>
+          <w:tcPr>
+            <w:tcW w:type="dxa" w:w="5011"/>
+          </w:tcPr>
+          <w:p>
+            <w:r>
+              <w:t>operation_id, session/version ownership, accepted response/evidence/version hashes, saved buffered response, actual progress stage, delivery cursor, idempotent recovery</w:t>
             </w:r>
           </w:p>
         </w:tc>
@@ -1227,13 +1330,13 @@
     <w:p>
       <w:pPr/>
       <w:r>
-        <w:t>During versioned ingestion, bind each searchable child chunk to its full parent procedure or section and build a reviewed dependency manifest for every actionable step. The manifest identifies the action spans, applicability conditions, prerequisites, warnings, table headers and units, variant labels, and referenced figures or sections required to present that step. A section parent remains contextual evidence until its procedure and step boundaries have been reviewed.</w:t>
+        <w:t>During versioned ingestion, bind searchable children to traceable source objects and reviewed section or procedure context. Preserve conditions, prerequisites, warnings, table headers and units, variant labels and referenced figures or sections needed to answer. Source-dependent context completeness is reviewed independently of authored questions or answer scopes. Optional legacy step manifests may remain; they are not universal Q&amp;A gates.</w:t>
       </w:r>
     </w:p>
     <w:p>
       <w:pPr/>
       <w:r>
-        <w:t>The assembler returns required_evidence_ids, attached_evidence_ids and missing_evidence_ids for the selected candidate, together with dependency_manifest_version and dependency_review_status. missing_evidence_ids is the required set minus the attached set. Coverage is complete only when the dependency manifest is approved for the exact manual checksum, the action evidence is present, all required objects are attached, and their content and provenance pass extraction checks. An empty or unreviewed required set cannot establish sufficiency. Finding a table object is insufficient if its required headers, units or variant context are missing.</w:t>
+        <w:t>The assembler returns required, attached and missing immutable evidence IDs together with exact source/context versions and review status. Missing required source context blocks the affected claim or limits the supported answer. A table object alone is insufficient when headers, units or applicable variant context are missing. Whole-source or parent-body authority is never inferred from a label, ranking score or authored answer approval.</w:t>
       </w:r>
     </w:p>
     <w:p>
@@ -1268,13 +1371,13 @@
     <w:p>
       <w:pPr/>
       <w:r>
-        <w:t>Apply the routing policy in order. A known safety stop retains its verified warning and skips model work; a known system failure remains SYSTEM_ERROR; a known unsupported request abstains. Missing, stale or unapproved source/dependency review enters source review or abstention. Unconfirmed applicability enters one focused clarification; a confirmed mismatch blocks the action. An approved missing dependency triggers one exact-ID fetch and bounded retrieval expansion. Complete eligible evidence with uncertain ordering triggers one cross-encoder attempt; otherwise continue through the remaining gates.</w:t>
+        <w:t>Apply source applicability, source integrity and evidence-context controls before drafting. Known errors remain SYSTEM_ERROR; source-review gaps cannot become rider questions. Preserve verified safety-stop precedence and source restrictions. One approved missing dependency may trigger exact-ID recovery and one bounded retrieval expansion. Uncertain candidate ordering may trigger one permitted conditional rerank. No pre-draft assess-evidence-first model call is added.</w:t>
       </w:r>
     </w:p>
     <w:p>
       <w:pPr/>
       <w:r>
-        <w:t>Reassemble after reranking and recheck the dependency set. Retain mandatory action, warning, prerequisite, table/header/unit and figure objects for the selected reviewed step. Reranking does not select a diagnostic step or infer OEM order. The controller selects an eligible step; final claim validation follows the A or B method in sections 6 and 14.</w:t>
+        <w:t>Reassemble after reranking and retain applicable mandatory warnings, prerequisites, headers, units, specifications and referenced context. Reranking does not select a diagnostic action or infer OEM ordering. The private draft and separate verifier address the actual question; optional legacy controller eligibility is not a universal Q&amp;A release gate.</w:t>
       </w:r>
     </w:p>
     <w:p>
@@ -1292,7 +1395,7 @@
     <w:p>
       <w:pPr/>
       <w:r>
-        <w:t>Candidate bundles without approved applicability and dependency scopes remain blocked. Owner-delegated coordinator approval now exists for 161 exact source-content/initial-response scopes and the selected Himalayan BS6 manual scope in release_manifest_v3.json. Consume its exact bindings; do not extend approval to changed objects, full adaptive transitions, general vision or deployment. Conditional retrieval scheduling remains versioned and reuses unchanged document embeddings.</w:t>
+        <w:t>Preserve exact immutable source IDs, original-page provenance and approved source-object bindings. Source-integrity review is distinct from authored-answer approval; the frozen 161-case v3 package and its exact bytes remain unchanged. Parent labels do not authorize whole parent bodies. Restore applicable warnings, prerequisites, table headers, units and referenced context only through reviewed source relationships. Page 103 fallback and unresolved source-specific limitations remain explicit. Rider PDF, excerpt and figure-crop delivery remains prohibited under source_manifest.json; use verified paraphrases and server-derived citation metadata.</w:t>
       </w:r>
     </w:p>
     <w:p>
@@ -1315,12 +1418,12 @@
         <w:rPr>
           <w:color w:val="000000"/>
         </w:rPr>
-        <w:t>5  Diagnostic state machine and adaptive branching</w:t>
+        <w:t>5  Typed history and optional legacy troubleshooting</w:t>
       </w:r>
     </w:p>
     <w:p>
       <w:r>
-        <w:t>A deterministic controller stores the diagnostic session separately from the LLM chat transcript. The controller accepts typed feedback and selects eligible actions only from the verified procedure graph. Generation occurs after next-step selection, never before.</w:t>
+        <w:t>Relevant typed facts and immutable outcomes remain separate from conversational wording. ACTION_COMPLETED_UNRESOLVED never becomes OBSERVED_NORMAL. Optional legacy troubleshooting flows may retain reviewed StepDefinition and ApplicabilityRule records, but they cannot restrict ordinary manual Q&amp;A or source-supported questions about documented procedures. Source-derived prerequisites and warnings must be satisfied, clarified when rider-resolvable, or explicitly handled in the verified answer.</w:t>
       </w:r>
     </w:p>
     <w:p>
@@ -1337,7 +1440,7 @@
     <w:p>
       <w:pPr/>
       <w:r>
-        <w:t>Create candidate StepDefinition and ApplicabilityRule records from the original owner manual during ingestion. A layout parser or model may propose the records, but an independent reviewer must check each action, condition, prerequisite, warning and stopping condition against the original pages before it becomes runtime-authorized. Record the reviewer, decision, source spans and registry version. Draft, rejected, stale or checksum-mismatched rules must not authorize an action or a cached answer.</w:t>
+        <w:t>Optional legacy troubleshooting may retain source-reviewed StepDefinition and ApplicabilityRule records. Their fields and authoring rules below describe that optional feature only. Open manual Q&amp;A, including supported procedure questions, does not require these records or their action scopes. Applicable source conditions, prerequisites and warnings still govern the answer and are checked by the verifier.</w:t>
       </w:r>
     </w:p>
     <w:p>
@@ -1372,7 +1475,7 @@
     <w:p>
       <w:pPr/>
       <w:r>
-        <w:t>An action becomes eligible only when the manual and variant match, the rule is approved, the symptom or documented branch applies, required conditions and prerequisites are true, no applicable safety rule prohibits it, and the attempt history allows it. Evaluate the evidence-completeness and answer-release gates separately before issuing technical text. A direct factual lookup uses the same applicability and evidence gates without fabricating a diagnostic step.</w:t>
+        <w:t>Within the optional legacy flow, a step becomes eligible only when its reviewed manual conditions, warnings and attempt history permit it. Ordinary manual Q&amp;A uses source applicability, source context, private drafting, separate semantic verification and application integrity checks without fabricating or requiring a step record.</w:t>
       </w:r>
     </w:p>
     <w:p>
@@ -1390,6 +1493,12 @@
           <w:color w:val="000000"/>
         </w:rPr>
         <w:t>5 3 Controller behavior</w:t>
+      </w:r>
+    </w:p>
+    <w:p>
+      <w:pPr/>
+      <w:r>
+        <w:t>Historical flow illustration retained for provenance. This drawing predates the current draft verify stream decision; the current architecture text governs.</w:t>
       </w:r>
     </w:p>
     <w:p>
@@ -1477,12 +1586,7 @@
               <w:keepNext/>
             </w:pPr>
             <w:r>
-              <w:rPr>
-                <w:b/>
-                <w:color w:val="FFFFFF"/>
-                <w:sz w:val="16"/>
-              </w:rPr>
-              <w:t>Controller behavior</w:t>
+              <w:t>Optional legacy controller behavior</w:t>
             </w:r>
           </w:p>
         </w:tc>
@@ -1901,12 +2005,12 @@
         <w:rPr>
           <w:color w:val="000000"/>
         </w:rPr>
-        <w:t>6  Evidence sufficiency and output validation</w:t>
+        <w:t>6  Private drafting separate verification and output validation</w:t>
       </w:r>
     </w:p>
     <w:p>
       <w:r>
-        <w:t>Apply the deterministic rules gate to every method: valid manual and variant, complete approved dependencies, satisfied prerequisites, required warnings, no explicit conflict and valid immutable citations. In A, the model selects indices from exact reviewed wording and the server validates the selection and releases only the bound wording; no free technical paraphrase or separate online semantic verifier is permitted in A. In B, the model composes a concise draft and a separate semantic support evaluator checks each proposed claim against its source spans before release. Reject output that fails the applicable method. A receives a post facto semantic verification audit before UI integration, as specified in section 14.</w:t>
+        <w:t>Draft the complete response privately. Finalize server-added technical wording, warnings and citations before a separate verifier evaluates the exact question, relevant history, complete final response, claim-to-evidence map and assembled sources. Require strict structured question coverage, per-claim support, omissions, conflicts and release eligibility bound to exact response/evidence hashes. Existing citation IDs alone do not prove support. No exact wording, answer scope or registered action is required for ordinary supported answers.</w:t>
       </w:r>
     </w:p>
     <w:p>
@@ -1923,13 +2027,13 @@
     <w:p>
       <w:pPr/>
       <w:r>
-        <w:t>The controller selects the response route from structured eligibility decisions, the evidence bundle and gate results. A known applicable stop condition yields SAFETY_STOP and retains its verified warning even if other processing fails. Otherwise, a required component failure yields SYSTEM_ERROR. A resolvable missing applicability fact or documented branch observation yields AMBIGUOUS and one focused question. After bounded recovery, an unsupported request, an unresolved source gap or exhausted documented paths yields UNSUPPORTED with the verified support route.</w:t>
+        <w:t>Keep SUPPORTED, AMBIGUOUS, UNSUPPORTED, SAFETY_STOP and SYSTEM_ERROR distinct. A supported partial answer states what the evidence supports and what remains unanswered. Ask one focused question only for a rider-resolvable ambiguity needed for the actual question. Source gaps or review decisions are maintainer issues. Malformed output, timeout, outage, exhausted quota or integrity failure is SYSTEM_ERROR, never acceptance or proof of absence from the manual. Preserve verified safety-stop precedence; technical safety wording is also covered by verification before delivery.</w:t>
       </w:r>
     </w:p>
     <w:p>
       <w:pPr/>
       <w:r>
-        <w:t>SUPPORTED requires an eligible action or applicable factual answer, complete approved dependencies, valid citations, satisfied safety and prerequisite checks and successful method-specific claim validation. A requires exact reviewed wording and valid allowlisted selections; B requires deterministic checks plus successful semantic verification. Both release only after validation and durable session save. Rejected drafts remain withheld. Bounded operational generation/verification failures return SYSTEM_ERROR; established source gaps yield UNSUPPORTED. A post facto audit does not retroactively authorize unsafe output.</w:t>
+        <w:t>Release a SUPPORTED complete or explicitly partial answer only after whole-response verification, final deterministic integrity checks and durable save. All displayed technical text is within the verified response. The verifier cannot silently rewrite accepted text. Withhold rejected drafts; permit at most one evidence-supported revision followed by verification again. Malformed verifier output, timeout, provider outage, quota exhaustion or binding failure is SYSTEM_ERROR.</w:t>
       </w:r>
     </w:p>
     <w:tbl>
@@ -2016,7 +2120,7 @@
           </w:tcPr>
           <w:p>
             <w:r>
-              <w:t>Release only after applicability, complete dependencies, warnings, citations and method-specific claim validation under A or B pass.</w:t>
+              <w:t>Whole final response passes semantic verification, application checks and durable save; explicit supported partial answers permitted</w:t>
             </w:r>
           </w:p>
         </w:tc>
@@ -2459,10 +2563,7 @@
               <w:spacing w:after="20"/>
             </w:pPr>
             <w:r>
-              <w:rPr>
-                <w:sz w:val="16"/>
-              </w:rPr>
-              <w:t>step_id, outcome_enum, observed_details</w:t>
+              <w:t>observation or attempted-action reference, typed outcome, observed_details; no StepDefinition required for ordinary Q&amp;A</w:t>
             </w:r>
           </w:p>
         </w:tc>
@@ -2476,10 +2577,7 @@
               <w:spacing w:after="20"/>
             </w:pPr>
             <w:r>
-              <w:rPr>
-                <w:sz w:val="16"/>
-              </w:rPr>
-              <w:t>updated session version, next-turn eligibility</w:t>
+              <w:t>updated typed history and session version</w:t>
             </w:r>
           </w:p>
         </w:tc>
@@ -2817,10 +2915,7 @@
           </w:tcPr>
           <w:p>
             <w:r>
-              <w:rPr>
-                <w:sz w:val="16"/>
-              </w:rPr>
-              <w:t>Exact reviewed procedure path cache</w:t>
+              <w:t>Verified-response reuse future work</w:t>
             </w:r>
           </w:p>
         </w:tc>
@@ -2831,10 +2926,7 @@
           </w:tcPr>
           <w:p>
             <w:r>
-              <w:rPr>
-                <w:sz w:val="16"/>
-              </w:rPr>
-              <w:t>Avoid repeated generation for approved exact paths</w:t>
+              <w:t>Disabled in initial integration</w:t>
             </w:r>
           </w:p>
         </w:tc>
@@ -2845,10 +2937,7 @@
           </w:tcPr>
           <w:p>
             <w:r>
-              <w:rPr>
-                <w:sz w:val="16"/>
-              </w:rPr>
-              <w:t>Key checksum, confirmed variant, intent/symptoms, typed outcomes, flow/controller, policy and prompt versions; invalidate on relevant rule/review/dependency changes; draft/stale entries miss</w:t>
+              <w:t>No old Arm A/exact-response bypass; future exact bound reuse requires separate evaluation</w:t>
             </w:r>
           </w:p>
         </w:tc>
@@ -3085,7 +3174,7 @@
     </w:p>
     <w:p>
       <w:r>
-        <w:t>Initial benchmarks: text warm p50 &lt;= 2.5 s and p95 &lt;= 5 s; photo p95 &lt;= 10 s; log cold start separately. Measure end-to-end and each stage with p50/p95 and cold/warm split. Provider pricing must be captured at deployment time rather than hardcoded. Measure time to first output (TTFO) from confirmed rider input to the first releasable answer token. A loading indicator is excluded. Technical content is withheld until the required claim and citation checks pass. Report fast-path and recovery/reranking p50/p95, their combined p95, fallback frequency and cold starts separately; reduced average latency alone does not establish a lower p95.</w:t>
+        <w:t>Measure time to first progress separately from time to first verified answer token. Record retrieval, assembly, reranking, draft completion, verification, correction/re-verification, final validation/save, first verified token and full completion, with calls, tokens, errors and cost. Private draft tokens and progress events do not count as an answer. Report real warm/cold measurements; historical text p95 under five seconds and photo under ten seconds are unproven targets for this two-call pipeline.</w:t>
       </w:r>
     </w:p>
     <w:p>
@@ -3608,13 +3697,13 @@
         <w:rPr>
           <w:color w:val="000000"/>
         </w:rPr>
-        <w:t>12 1 Eligibility and assembly regression cases</w:t>
+        <w:t>12 1 Open question verification and history regression cases</w:t>
       </w:r>
     </w:p>
     <w:p>
       <w:pPr/>
       <w:r>
-        <w:t>Include independently reviewed cases that verify rule provenance and expected eligibility decisions, in addition to retrieval relevance and answer wording. Record expected condition results, exclusion reasons, required evidence IDs, response route and allowed next step for each case.</w:t>
+        <w:t>Add unseen supported questions without catalogue entries; complete, partial and unsupported answers; relevant passages that fail to answer; valid citations with unsupported claims; missing conditions, warnings, units or table context; unresolved follow-ups; injection; verifier rejection, malformed output and outages; zero answer leakage before acceptance; and equality of accepted, streamed and recovered text.</w:t>
       </w:r>
     </w:p>
     <w:p>
@@ -3630,7 +3719,7 @@
         <w:pStyle w:val="ListBullet"/>
       </w:pPr>
       <w:r>
-        <w:t>Draft, stale, wrong-variant and checksum-mismatched step rules cannot authorize technical text or cache hits; every manual-derived predicate resolves to its reviewed source spans.</w:t>
+        <w:t>Application checks validate immutable source/version, selected-manual applicability, schemas, citation membership and server-derived pages, session ownership, limits, quotas and delivery bindings. These controls are not an answer allowlist or a substitute for semantic verification. Legacy rule/cache restrictions do not gate open Q&amp;A.</w:t>
       </w:r>
     </w:p>
     <w:p>
@@ -3638,7 +3727,7 @@
         <w:pStyle w:val="ListBullet"/>
       </w:pPr>
       <w:r>
-        <w:t>A relevant child chunk with a missing prerequisite, warning, table header/unit or referenced figure cannot pass the completeness gate. A missing or unapproved dependency manifest also fails closed.</w:t>
+        <w:t>A relevant passage with missing required prerequisite, warning, table header, units or referenced context cannot support the affected technical claim. The draft must acknowledge partial support or limitations; the verifier checks omissions and prevents a partial answer being presented as complete.</w:t>
       </w:r>
     </w:p>
     <w:p>
@@ -3652,7 +3741,7 @@
     <w:p>
       <w:pPr/>
       <w:r>
-        <w:t>Keep the existing release targets. Report unsupported eligibility approvals and unjustified repeat steps alongside next-step correctness, complete evidence recall, answerable coverage and proper abstention; adjudicate failures against the original manual and reviewed policy rules.</w:t>
+        <w:t>Report question coverage/completeness and per-claim support separately, plus verifier false acceptance/refusal and repeat-history defects. Independently review actual outputs against original manual pages; synthetic tests, existing citation IDs and old runtime approvals do not establish semantic correctness.</w:t>
       </w:r>
     </w:p>
     <w:tbl>
@@ -3986,10 +4075,7 @@
               <w:spacing w:after="20"/>
             </w:pPr>
             <w:r>
-              <w:rPr>
-                <w:sz w:val="16"/>
-              </w:rPr>
-              <w:t>No verifier vs deterministic+semantic support gate</w:t>
+              <w:t>Verifier coverage/support alternatives evaluated offline; current serving always includes a separate verifier</w:t>
             </w:r>
           </w:p>
         </w:tc>
@@ -4150,7 +4236,7 @@
     </w:p>
     <w:p>
       <w:r>
-        <w:t>Recorded implementation: hosted BGE M3 candidate index index_a3282c4d98cf54595e4ba168 has 532 children and 277 section parents; authenticated Cloud Run Qdrant restores immutable private vectors on cold start. The historical backend smoke passed 11/11. Isolated A/B/C experiments and verified delivery hooks are measured; the A/B production service and browser/UI delivery boundary require integration and separate validation.</w:t>
+        <w:t>Versioned hosted ingestion and private retrieval infrastructure remain available. Historical A/B/C experiments and no-online-verifier generic experiments are preserved as measurements of superseded runtimes. The new draft verify stream architecture requires a fresh frozen runtime, independent review and real-output evaluation before release.</w:t>
       </w:r>
     </w:p>
     <w:p>
@@ -4160,12 +4246,12 @@
     </w:p>
     <w:p>
       <w:r>
-        <w:t>Authorized repository/project: Maneshwar-Kumar/motomedic-ai and motomedic-ai-20261009; US$10 project scope. Non-recurring INR800 budget starts 9 October 2026; alerts INR400/640/800 and simulation-checked live billing stop INR640 with retries. Reporting delays prevent an exact instantaneous cap. Do not re-enable stopped billing without owner authorization. Public UI daily/rate/upload limits remain pending.</w:t>
+        <w:t>Use current exact owner-authorized budget and provider-spend records. The latest owner handoff records INR2700 project budget and guard stop INR2540; earlier INR800/INR640 records are historical. This document grants no new spending, billing restart, model substitution or deployment authorization.</w:t>
       </w:r>
     </w:p>
     <w:p>
       <w:r>
-        <w:t>Deployment remains the recorded v0.3 candidate boundary. Repository retrieval scheduling and isolated experiments do not establish a deployed rider service. This v0.5 amendment governs A/B and A streaming; consult section 14 and the deployment, smoke, source and v4 result records.</w:t>
+        <w:t>Existing private deployments and failed candidate images remain separate from this current design. Do not promote an old fixed-answer or no-online-verifier runtime. New private/public deployment requires successful fresh acceptance and exact release authorization.</w:t>
       </w:r>
     </w:p>
     <w:p>
@@ -4174,12 +4260,15 @@
         <w:pageBreakBefore/>
       </w:pPr>
       <w:r>
-        <w:t>14 Owner selected answer methods and delivery</w:t>
+        <w:rPr>
+          <w:color w:val="000000"/>
+        </w:rPr>
+        <w:t>14  Owner selected draft verify stream delivery</w:t>
       </w:r>
     </w:p>
     <w:p>
       <w:r>
-        <w:t>Decision recorded 11 October 2026. Retain A and B as the application methodologies. Use verified streaming delivery for A. Exclude C from the current UI path because it failed the clock case in both passes and took excessive paced time in the successful cases. This is the owner decision based on a bounded engineering comparison, not a general model quality or p95 finding.</w:t>
+        <w:t>TRD v0.6 records the owner decision of 11 October 2026: open manual question answering through DRAFT, a separate online semantic VERIFY call, and delivery of the saved buffered response through STREAM. This supersedes A/B selection, exact-answer-only restrictions, universal StepDefinition or diagnostic-path gates, and the later no-online-verifier amendment. Source integrity, selected-manual applicability, privacy, limits and source display restrictions remain binding. This design decision does not authorize new spending, billing changes or deployment.</w:t>
       </w:r>
     </w:p>
     <w:tbl>
@@ -4240,12 +4329,7 @@
               <w:spacing w:after="100" w:before="60"/>
             </w:pPr>
             <w:r>
-              <w:rPr>
-                <w:b/>
-                <w:color w:val="000000"/>
-                <w:sz w:val="18"/>
-              </w:rPr>
-              <w:t>Selected behavior</w:t>
+              <w:t>Historical method behavior</w:t>
             </w:r>
           </w:p>
         </w:tc>
@@ -4265,12 +4349,7 @@
               <w:spacing w:after="100" w:before="60"/>
             </w:pPr>
             <w:r>
-              <w:rPr>
-                <w:b/>
-                <w:color w:val="000000"/>
-                <w:sz w:val="18"/>
-              </w:rPr>
-              <w:t>Release requirement</w:t>
+              <w:t>Historical release requirement superseded by section 14</w:t>
             </w:r>
           </w:p>
         </w:tc>
@@ -4295,12 +4374,7 @@
               <w:spacing w:after="100" w:before="60"/>
             </w:pPr>
             <w:r>
-              <w:rPr>
-                <w:b w:val="0"/>
-                <w:color w:val="000000"/>
-                <w:sz w:val="18"/>
-              </w:rPr>
-              <w:t>A component selection</w:t>
+              <w:t>Historical A component selection</w:t>
             </w:r>
           </w:p>
         </w:tc>
@@ -4375,12 +4449,7 @@
               <w:spacing w:after="100" w:before="60"/>
             </w:pPr>
             <w:r>
-              <w:rPr>
-                <w:b w:val="0"/>
-                <w:color w:val="000000"/>
-                <w:sz w:val="18"/>
-              </w:rPr>
-              <w:t>B short generation</w:t>
+              <w:t>Historical B short generation</w:t>
             </w:r>
           </w:p>
         </w:tc>
@@ -4455,12 +4524,7 @@
               <w:spacing w:after="100" w:before="60"/>
             </w:pPr>
             <w:r>
-              <w:rPr>
-                <w:b w:val="0"/>
-                <w:color w:val="000000"/>
-                <w:sz w:val="18"/>
-              </w:rPr>
-              <w:t>C verified independent blocks</w:t>
+              <w:t>Historical C verified independent blocks</w:t>
             </w:r>
           </w:p>
         </w:tc>
@@ -4519,7 +4583,7 @@
     <w:p/>
     <w:p>
       <w:r>
-        <w:t>Streaming for A means HTTP/SSE delivery of a complete verified answer unit. Do not expose raw selection JSON, model token fragments or partial cautions as repair guidance. Preserve terminal complete/error events and session ownership. The UI distinguishes provider TTFT from first safe output; a progress indicator is not TTFO. B may use transport events after its whole-answer gate, but the owner has specifically selected A streaming.</w:t>
+        <w:t>Show the operational labels Retrieving manual information, Drafting your answer, Checking the answer against the manual, and Displaying the verified answer when the backend actually enters each stage. Open the progress channel promptly, without chain-of-thought, fake percentages or simulated timing. Release answer content only after whole-response verification, final integrity checks and durable save. Stream the exact buffered accepted response without another model call. Bind delivery to accepted response hash, evidence and runtime versions, and operation ID; preserve complete saved answers and idempotent recovery after disconnects.</w:t>
       </w:r>
     </w:p>
     <w:p>
@@ -4527,7 +4591,10 @@
         <w:pStyle w:val="Heading1"/>
       </w:pPr>
       <w:r>
-        <w:t>14 1 Evidence and latency contract</w:t>
+        <w:rPr>
+          <w:color w:val="000000"/>
+        </w:rPr>
+        <w:t>14 1 Historical comparison measurements</w:t>
       </w:r>
     </w:p>
     <w:p>
@@ -4542,7 +4609,7 @@
     </w:p>
     <w:p>
       <w:r>
-        <w:t>The candidate cache remains bounded and ephemeral. Similarity only locates a candidate; exact source, variant, selected step, typed state/history and runtime approval bindings authorize reuse. Only reviewed wording is stored, fresh retrieval and gates remain mandatory and B retains verification on hits. Three A repeats hit; no B/C repeats hit. Concurrent dense/BM25 retrieval remains implemented, but three paired controls demonstrated no latency gain.</w:t>
+        <w:t>Historical candidate-cache experiment: three A repeats hit exact reviewed wording; B/C repeats missed. Those reuse results and the dense/BM25 paired controls remain historical evidence. Current integration disables incompatible Arm A and exact-response shortcuts and always applies the new verification requirement.</w:t>
       </w:r>
     </w:p>
     <w:p>
@@ -4550,12 +4617,15 @@
         <w:pStyle w:val="Heading1"/>
       </w:pPr>
       <w:r>
-        <w:t>14 2 Work before UI integration</w:t>
+        <w:rPr>
+          <w:color w:val="000000"/>
+        </w:rPr>
+        <w:t>14 2 Work for the current pipeline</w:t>
       </w:r>
     </w:p>
     <w:p>
       <w:r>
-        <w:t>First, run the removed semantic verifier post facto on the exact A outputs from all three cases, with repeat provenance retained. Bind the audited wording, claims, warnings and citations to the approved source and existing run. Record valid acceptance, valid rejection, invalid schema and provider/system failure separately; do not regenerate the answers or infer approval from a schema failure. This task is a new audit, not permission to alter old results or widen A beyond approved wording.</w:t>
+        <w:t>Integrate private whole-answer drafting, separate strict semantic verification, at most one evidence-supported correction, truthful backend progress, final integrity/save and exact buffered streaming. Freeze fresh prompt/runtime/verifier/delivery contracts and test independent rider-style held-out cases against original pages. Old post facto audits do not authorize the new serving path.</w:t>
       </w:r>
     </w:p>
     <w:p>
@@ -4565,7 +4635,7 @@
     </w:p>
     <w:p>
       <w:r>
-        <w:t>The companion 03_TRD_Architecture_Decision_Note.docx records selected and rejected answer methods, measured retrieval/cache/streaming controls and broader design alternatives, distinguishing completed comparisons from options merely considered. Preserve the v4 raw results and independent audit as evidence. The concept, PRD and evaluation documents dated 9 October retain historical v0.4 language; this v0.5 amendment takes precedence for A/B method-specific validation and A streaming.</w:t>
+        <w:t>The companion architecture decision note and build/evaluation register are reconciled to TRD v0.6. Historical A/B, exact-selection and no-online-verifier decisions and measured results remain preserved, including exact prior-document bytes under reports/grounded_generation/draft_verify_stream_v1/documents/prior_documents.</w:t>
       </w:r>
     </w:p>
     <w:sectPr>
@@ -5169,7 +5239,7 @@
       <w:bCs/>
       <w:i/>
       <w:iCs/>
-      <w:color w:val="4F81BD" w:themeColor="accent1"/>
+      <w:color w:val="000000"/>
     </w:rPr>
   </w:style>
   <w:style w:type="paragraph" w:styleId="Heading5">
@@ -5190,7 +5260,7 @@
     </w:pPr>
     <w:rPr>
       <w:rFonts w:asciiTheme="majorHAnsi" w:eastAsiaTheme="majorEastAsia" w:hAnsiTheme="majorHAnsi" w:cstheme="majorBidi"/>
-      <w:color w:val="243F60" w:themeColor="accent1" w:themeShade="7F"/>
+      <w:color w:val="000000"/>
     </w:rPr>
   </w:style>
   <w:style w:type="paragraph" w:styleId="Heading6">
@@ -5213,7 +5283,7 @@
       <w:rFonts w:asciiTheme="majorHAnsi" w:eastAsiaTheme="majorEastAsia" w:hAnsiTheme="majorHAnsi" w:cstheme="majorBidi"/>
       <w:i/>
       <w:iCs/>
-      <w:color w:val="243F60" w:themeColor="accent1" w:themeShade="7F"/>
+      <w:color w:val="000000"/>
     </w:rPr>
   </w:style>
   <w:style w:type="paragraph" w:styleId="Heading7">
@@ -5236,7 +5306,7 @@
       <w:rFonts w:asciiTheme="majorHAnsi" w:eastAsiaTheme="majorEastAsia" w:hAnsiTheme="majorHAnsi" w:cstheme="majorBidi"/>
       <w:i/>
       <w:iCs/>
-      <w:color w:val="404040" w:themeColor="text1" w:themeTint="BF"/>
+      <w:color w:val="000000"/>
     </w:rPr>
   </w:style>
   <w:style w:type="paragraph" w:styleId="Heading8">
@@ -5257,7 +5327,7 @@
     </w:pPr>
     <w:rPr>
       <w:rFonts w:asciiTheme="majorHAnsi" w:eastAsiaTheme="majorEastAsia" w:hAnsiTheme="majorHAnsi" w:cstheme="majorBidi"/>
-      <w:color w:val="4F81BD" w:themeColor="accent1"/>
+      <w:color w:val="000000"/>
       <w:sz w:val="20"/>
       <w:szCs w:val="20"/>
     </w:rPr>
@@ -5282,7 +5352,7 @@
       <w:rFonts w:asciiTheme="majorHAnsi" w:eastAsiaTheme="majorEastAsia" w:hAnsiTheme="majorHAnsi" w:cstheme="majorBidi"/>
       <w:i/>
       <w:iCs/>
-      <w:color w:val="404040" w:themeColor="text1" w:themeTint="BF"/>
+      <w:color w:val="000000"/>
       <w:sz w:val="20"/>
       <w:szCs w:val="20"/>
     </w:rPr>
@@ -5333,7 +5403,7 @@
       <w:rFonts w:asciiTheme="majorHAnsi" w:eastAsiaTheme="majorEastAsia" w:hAnsiTheme="majorHAnsi" w:cstheme="majorBidi"/>
       <w:b/>
       <w:bCs/>
-      <w:color w:val="365F91" w:themeColor="accent1" w:themeShade="BF"/>
+      <w:color w:val="000000"/>
       <w:sz w:val="28"/>
       <w:szCs w:val="28"/>
     </w:rPr>
@@ -5348,7 +5418,7 @@
       <w:rFonts w:asciiTheme="majorHAnsi" w:eastAsiaTheme="majorEastAsia" w:hAnsiTheme="majorHAnsi" w:cstheme="majorBidi"/>
       <w:b/>
       <w:bCs/>
-      <w:color w:val="4F81BD" w:themeColor="accent1"/>
+      <w:color w:val="000000"/>
       <w:sz w:val="26"/>
       <w:szCs w:val="26"/>
     </w:rPr>
@@ -5363,7 +5433,7 @@
       <w:rFonts w:asciiTheme="majorHAnsi" w:eastAsiaTheme="majorEastAsia" w:hAnsiTheme="majorHAnsi" w:cstheme="majorBidi"/>
       <w:b/>
       <w:bCs/>
-      <w:color w:val="4F81BD" w:themeColor="accent1"/>
+      <w:color w:val="000000"/>
     </w:rPr>
   </w:style>
   <w:style w:type="paragraph" w:styleId="Title">
@@ -5750,7 +5820,7 @@
       <w:bCs/>
       <w:i/>
       <w:iCs/>
-      <w:color w:val="4F81BD" w:themeColor="accent1"/>
+      <w:color w:val="000000"/>
     </w:rPr>
   </w:style>
   <w:style w:type="character" w:customStyle="1" w:styleId="Heading5Char">
@@ -5762,7 +5832,7 @@
     <w:rsid w:val="00FC693F"/>
     <w:rPr>
       <w:rFonts w:asciiTheme="majorHAnsi" w:eastAsiaTheme="majorEastAsia" w:hAnsiTheme="majorHAnsi" w:cstheme="majorBidi"/>
-      <w:color w:val="243F60" w:themeColor="accent1" w:themeShade="7F"/>
+      <w:color w:val="000000"/>
     </w:rPr>
   </w:style>
   <w:style w:type="character" w:customStyle="1" w:styleId="Heading6Char">
@@ -5776,7 +5846,7 @@
       <w:rFonts w:asciiTheme="majorHAnsi" w:eastAsiaTheme="majorEastAsia" w:hAnsiTheme="majorHAnsi" w:cstheme="majorBidi"/>
       <w:i/>
       <w:iCs/>
-      <w:color w:val="243F60" w:themeColor="accent1" w:themeShade="7F"/>
+      <w:color w:val="000000"/>
     </w:rPr>
   </w:style>
   <w:style w:type="character" w:customStyle="1" w:styleId="Heading7Char">
@@ -5790,7 +5860,7 @@
       <w:rFonts w:asciiTheme="majorHAnsi" w:eastAsiaTheme="majorEastAsia" w:hAnsiTheme="majorHAnsi" w:cstheme="majorBidi"/>
       <w:i/>
       <w:iCs/>
-      <w:color w:val="404040" w:themeColor="text1" w:themeTint="BF"/>
+      <w:color w:val="000000"/>
     </w:rPr>
   </w:style>
   <w:style w:type="character" w:customStyle="1" w:styleId="Heading8Char">
@@ -5802,7 +5872,7 @@
     <w:rsid w:val="00FC693F"/>
     <w:rPr>
       <w:rFonts w:asciiTheme="majorHAnsi" w:eastAsiaTheme="majorEastAsia" w:hAnsiTheme="majorHAnsi" w:cstheme="majorBidi"/>
-      <w:color w:val="4F81BD" w:themeColor="accent1"/>
+      <w:color w:val="000000"/>
       <w:sz w:val="20"/>
       <w:szCs w:val="20"/>
     </w:rPr>
@@ -5818,7 +5888,7 @@
       <w:rFonts w:asciiTheme="majorHAnsi" w:eastAsiaTheme="majorEastAsia" w:hAnsiTheme="majorHAnsi" w:cstheme="majorBidi"/>
       <w:i/>
       <w:iCs/>
-      <w:color w:val="404040" w:themeColor="text1" w:themeTint="BF"/>
+      <w:color w:val="000000"/>
       <w:sz w:val="20"/>
       <w:szCs w:val="20"/>
     </w:rPr>

--- a/03_TRD.docx
+++ b/03_TRD.docx
@@ -67,19 +67,19 @@
     <w:p>
       <w:pPr/>
       <w:r>
-        <w:t>VERIFY in a separate LLM call against the exact question, relevant history, complete proposed response, claim mappings and source passages. Check meaningful question coverage and every technical claim, including applicability, conditions, warnings, prerequisites, units and specifications. Record strict structured coverage, per-claim support, omissions, conflicts and release eligibility, bound to exact response and evidence hashes. Confidence is not acceptance. The verifier evaluates and does not rewrite an accepted answer.</w:t>
+        <w:t>VERIFY in a separate LLM call against the exact question, relevant history, complete proposed response, claim mappings and source passages. Check meaningful question coverage and every technical claim, including applicability, conditions, warnings, prerequisites, units and specifications. Record strict structured question coverage, per-claim support, omissions, conflicts and an ordinary decision of RELEASE_COMPLETE, RELEASE_PARTIAL or SHOW_FALLBACK, bound to exact response and evidence hashes. Preserve RELEASE_CLARIFICATION for AMBIGUOUS and RELEASE_SAFETY_STOP for SAFETY_STOP special routing. Confidence is not acceptance. The verifier evaluates and does not rewrite a released answer.</w:t>
       </w:r>
     </w:p>
     <w:p>
       <w:pPr/>
       <w:r>
-        <w:t>Finalize all server-added technical text, warnings and citations before verification. Withhold rejected drafts. Permit at most one evidence-supported correction and a new verification call; any changed response must be verified again. Verification remains probabilistic; evaluate false acceptance and false refusal independently against original pages.</w:t>
+        <w:t>Finalize all server-added technical text, warnings, citations and any partial-answer limitation before verification. Withhold rejected drafts. Permit at most one evidence-supported correction and a new verification call; any changed technical response must be verified again. If support cannot be established or the bounded correction fails, use SHOW_FALLBACK without another correction. Verification remains probabilistic; evaluate false acceptance and false refusal independently against original pages.</w:t>
       </w:r>
     </w:p>
     <w:p>
       <w:pPr/>
       <w:r>
-        <w:t>Show the operational labels Retrieving manual information, Drafting your answer, Checking the answer against the manual, and Displaying the verified answer when the backend actually enters each stage. Open the progress channel promptly, without chain-of-thought, fake percentages or simulated timing. Release answer content only after whole-response verification, final integrity checks and durable save. Stream the exact buffered accepted response without another model call. Bind delivery to accepted response hash, evidence and runtime versions, and operation ID; preserve complete saved answers and idempotent recovery after disconnects.</w:t>
+        <w:t>Show the operational labels Retrieving manual information, Drafting your answer, Checking the answer against the manual, and Displaying the verified answer when the backend actually enters each stage. Open the progress channel promptly, without chain-of-thought, fake percentages or simulated timing. Release technical answer content only after whole-response verification, final integrity checks and durable save. Stream the exact buffered verified response without another model call. Bind delivery to response hash, evidence and runtime versions, and operation ID; preserve complete saved answers and idempotent recovery after disconnects. Fixed neutral fallback and system-error messages do not need successful LLM verification; never label their display as a verified technical answer.</w:t>
       </w:r>
     </w:p>
     <w:p>
@@ -91,7 +91,13 @@
     <w:p>
       <w:pPr/>
       <w:r>
-        <w:t>Keep SUPPORTED, AMBIGUOUS, UNSUPPORTED, SAFETY_STOP and SYSTEM_ERROR distinct. A supported partial answer states what the evidence supports and what remains unanswered. Ask one focused question only for a rider-resolvable ambiguity needed for the actual question. Source gaps or review decisions are maintainer issues. Malformed output, timeout, outage, exhausted quota or integrity failure is SYSTEM_ERROR, never acceptance or proof of absence from the manual. Preserve verified safety-stop precedence; technical safety wording is also covered by verification before delivery.</w:t>
+        <w:t>The ordinary verifier decisions are exactly RELEASE_COMPLETE, RELEASE_PARTIAL and SHOW_FALLBACK. These decision labels are distinct from the application states SUPPORTED, AMBIGUOUS, UNSUPPORTED, SAFETY_STOP and SYSTEM_ERROR; do not introduce ACCEPTED or PARTIAL as verdict labels. RELEASE_COMPLETE and RELEASE_PARTIAL release only the exact verified technical response; a partial response must include its limitation before verification. SHOW_FALLBACK handles irrelevant evidence, missing support or failed bounded correction, while preserving RELEASE_CLARIFICATION for AMBIGUOUS and RELEASE_SAFETY_STOP for SAFETY_STOP as distinct special decisions. Ask one focused question only for a rider-resolvable ambiguity needed for the actual question. Source gaps or review decisions are maintainer issues. Malformed output, timeout, outage, exhausted quota or integrity failure is SYSTEM_ERROR, never acceptance or proof of absence throughout the manual. Preserve safety-stop precedence; technical safety wording is also covered by verification before delivery.</w:t>
+      </w:r>
+    </w:p>
+    <w:p>
+      <w:pPr/>
+      <w:r>
+        <w:t>For SHOW_FALLBACK, display this exact fixed application message: I couldn’t find relevant information in the selected manual to answer your question. Please contact Royal Enfield or an authorised service centre. Attach the verified OEM contact URI from source_manifest.json, preserving its manifest binding. Record the exact internal reason code IRRELEVANT_ANSWER, MISSING_SUPPORT or CORRECTION_UNSUCCESSFUL. Preserve specific provider, schema and source-integrity failure reason codes in telemetry while displaying the fixed neutral SYSTEM_ERROR message. This fallback is neutral application wording, not a verified technical answer. For SYSTEM_ERROR, display this exact fixed application message: I couldn’t check the answer right now. Please try again shortly. These fixed neutral messages require no successful LLM generation or verification call and remain available during provider failure. Do not expose rejected technical drafts or claim these messages received semantic technical approval. Preserve application routing, safety precedence, session ownership and saved delivery integrity.</w:t>
       </w:r>
     </w:p>
     <w:p>
@@ -1222,7 +1228,7 @@
           </w:tcPr>
           <w:p>
             <w:r>
-              <w:t>question_coverage, per_claim_support, omissions, conflicts, release_eligible, exact_response_hash, evidence_binding_hash, verifier/prompt/schema versions</w:t>
+              <w:t>Strict verifier JSON fields: binding_sha256; decision (RELEASE_COMPLETE | RELEASE_PARTIAL | SHOW_FALLBACK | RELEASE_CLARIFICATION | RELEASE_SAFETY_STOP); question_coverage (COMPLETE | PARTIAL | IRRELEVANT | UNANSWERABLE | NEEDS_CLARIFICATION); per_claim_support (claim_id, supported, supported_evidence_ids, reason); omissions; conflicts; coverage_limitation_clear; clarification_is_rider_resolvable; release_eligible; correction_possible. Reject extra fields. The binding protects the exact response, evidence, history and runtime/prompt versions. Application metadata separately records fallback reason IRRELEVANT_ANSWER, MISSING_SUPPORT or CORRECTION_UNSUCCESSFUL. The first three decisions are ordinary; special decisions preserve AMBIGUOUS/SAFETY_STOP. ACCEPTED and PARTIAL are not decision labels.</w:t>
             </w:r>
           </w:p>
         </w:tc>
@@ -2010,7 +2016,7 @@
     </w:p>
     <w:p>
       <w:r>
-        <w:t>Draft the complete response privately. Finalize server-added technical wording, warnings and citations before a separate verifier evaluates the exact question, relevant history, complete final response, claim-to-evidence map and assembled sources. Require strict structured question coverage, per-claim support, omissions, conflicts and release eligibility bound to exact response/evidence hashes. Existing citation IDs alone do not prove support. No exact wording, answer scope or registered action is required for ordinary supported answers.</w:t>
+        <w:t>VERIFY in a separate LLM call against the exact question, relevant history, complete proposed response, claim mappings and source passages. Check meaningful question coverage and every technical claim, including applicability, conditions, warnings, prerequisites, units and specifications. Record strict structured question coverage, per-claim support, omissions, conflicts and an ordinary decision of RELEASE_COMPLETE, RELEASE_PARTIAL or SHOW_FALLBACK, bound to exact response and evidence hashes. Preserve RELEASE_CLARIFICATION for AMBIGUOUS and RELEASE_SAFETY_STOP for SAFETY_STOP special routing. Confidence is not acceptance. The verifier evaluates and does not rewrite a released answer. Finalize every technical addition before this call. Citation membership alone does not establish claim support; no registered action or authored answer scope is required.</w:t>
       </w:r>
     </w:p>
     <w:p>
@@ -2027,13 +2033,13 @@
     <w:p>
       <w:pPr/>
       <w:r>
-        <w:t>Keep SUPPORTED, AMBIGUOUS, UNSUPPORTED, SAFETY_STOP and SYSTEM_ERROR distinct. A supported partial answer states what the evidence supports and what remains unanswered. Ask one focused question only for a rider-resolvable ambiguity needed for the actual question. Source gaps or review decisions are maintainer issues. Malformed output, timeout, outage, exhausted quota or integrity failure is SYSTEM_ERROR, never acceptance or proof of absence from the manual. Preserve verified safety-stop precedence; technical safety wording is also covered by verification before delivery.</w:t>
+        <w:t>The ordinary verifier decisions are exactly RELEASE_COMPLETE, RELEASE_PARTIAL and SHOW_FALLBACK. These decision labels are distinct from the application states SUPPORTED, AMBIGUOUS, UNSUPPORTED, SAFETY_STOP and SYSTEM_ERROR; do not introduce ACCEPTED or PARTIAL as verdict labels. RELEASE_COMPLETE and RELEASE_PARTIAL release only the exact verified technical response; a partial response must include its limitation before verification. SHOW_FALLBACK handles irrelevant evidence, missing support or failed bounded correction, while preserving RELEASE_CLARIFICATION for AMBIGUOUS and RELEASE_SAFETY_STOP for SAFETY_STOP as distinct special decisions. Ask one focused question only for a rider-resolvable ambiguity needed for the actual question. Source gaps or review decisions are maintainer issues. Malformed output, timeout, outage, exhausted quota or integrity failure is SYSTEM_ERROR, never acceptance or proof of absence throughout the manual. Preserve safety-stop precedence; technical safety wording is also covered by verification before delivery.</w:t>
       </w:r>
     </w:p>
     <w:p>
       <w:pPr/>
       <w:r>
-        <w:t>Release a SUPPORTED complete or explicitly partial answer only after whole-response verification, final deterministic integrity checks and durable save. All displayed technical text is within the verified response. The verifier cannot silently rewrite accepted text. Withhold rejected drafts; permit at most one evidence-supported revision followed by verification again. Malformed verifier output, timeout, provider outage, quota exhaustion or binding failure is SYSTEM_ERROR.</w:t>
+        <w:t>Finalize all server-added technical text, warnings, citations and any partial-answer limitation before verification. Withhold rejected drafts. Permit at most one evidence-supported correction and a new verification call; any changed technical response must be verified again. If support cannot be established or the bounded correction fails, use SHOW_FALLBACK without another correction. Verification remains probabilistic; evaluate false acceptance and false refusal independently against original pages. RELEASE_COMPLETE and RELEASE_PARTIAL map to SUPPORTED only after final application integrity checks and durable save. SHOW_FALLBACK maps to the fixed neutral UNSUPPORTED message. Malformed verifier output, provider failure, quota exhaustion or integrity failure maps to the fixed neutral SYSTEM_ERROR message without requiring LLM success.</w:t>
       </w:r>
     </w:p>
     <w:tbl>
@@ -2120,7 +2126,7 @@
           </w:tcPr>
           <w:p>
             <w:r>
-              <w:t>Whole final response passes semantic verification, application checks and durable save; explicit supported partial answers permitted</w:t>
+              <w:t>RELEASE_COMPLETE or RELEASE_PARTIAL; exact final technical response passes semantic verification, application checks and durable save. Partial limitation is included before verification.</w:t>
             </w:r>
           </w:p>
         </w:tc>
@@ -2197,10 +2203,7 @@
               <w:spacing w:after="20"/>
             </w:pPr>
             <w:r>
-              <w:rPr>
-                <w:sz w:val="16"/>
-              </w:rPr>
-              <w:t>Abstain with “could not verify an applicable procedure” and verified OEM contact option</w:t>
+              <w:t>SHOW_FALLBACK: I couldn’t find relevant information in the selected manual to answer your question. Please contact Royal Enfield or an authorised service centre. Attach the source_manifest.json verified contact URI. Irrelevant evidence, missing support or failed bounded correction; neutral fixed application message requires no LLM success.</w:t>
             </w:r>
           </w:p>
         </w:tc>
@@ -2277,10 +2280,7 @@
               <w:spacing w:after="20"/>
             </w:pPr>
             <w:r>
-              <w:rPr>
-                <w:sz w:val="16"/>
-              </w:rPr>
-              <w:t>Explain temporary inability to verify; do not claim absence from the manual</w:t>
+              <w:t>I couldn’t check the answer right now. Please try again shortly. Fixed neutral application message for operational/integrity failure; requires no LLM success.</w:t>
             </w:r>
           </w:p>
         </w:tc>
@@ -4075,7 +4075,7 @@
               <w:spacing w:after="20"/>
             </w:pPr>
             <w:r>
-              <w:t>Verifier coverage/support alternatives evaluated offline; current serving always includes a separate verifier</w:t>
+              <w:t>Verifier coverage/support alternatives evaluated offline; every released technical answer has a separate verifier. Fixed neutral fallback/error messages require no LLM success.</w:t>
             </w:r>
           </w:p>
         </w:tc>
@@ -4583,7 +4583,7 @@
     <w:p/>
     <w:p>
       <w:r>
-        <w:t>Show the operational labels Retrieving manual information, Drafting your answer, Checking the answer against the manual, and Displaying the verified answer when the backend actually enters each stage. Open the progress channel promptly, without chain-of-thought, fake percentages or simulated timing. Release answer content only after whole-response verification, final integrity checks and durable save. Stream the exact buffered accepted response without another model call. Bind delivery to accepted response hash, evidence and runtime versions, and operation ID; preserve complete saved answers and idempotent recovery after disconnects.</w:t>
+        <w:t>Show the operational labels Retrieving manual information, Drafting your answer, Checking the answer against the manual, and Displaying the verified answer when the backend actually enters each stage. Open the progress channel promptly, without chain-of-thought, fake percentages or simulated timing. Release technical answer content only after whole-response verification, final integrity checks and durable save. Stream the exact buffered verified response without another model call. Bind delivery to response hash, evidence and runtime versions, and operation ID; preserve complete saved answers and idempotent recovery after disconnects. Fixed neutral fallback and system-error messages do not need successful LLM verification; never label their display as a verified technical answer.</w:t>
       </w:r>
     </w:p>
     <w:p>
@@ -4609,7 +4609,7 @@
     </w:p>
     <w:p>
       <w:r>
-        <w:t>Historical candidate-cache experiment: three A repeats hit exact reviewed wording; B/C repeats missed. Those reuse results and the dense/BM25 paired controls remain historical evidence. Current integration disables incompatible Arm A and exact-response shortcuts and always applies the new verification requirement.</w:t>
+        <w:t>Historical candidate-cache experiment: three A repeats hit exact reviewed wording; B/C repeats missed. Those reuse results and the dense/BM25 paired controls remain historical evidence. Current integration disables incompatible Arm A and exact-response shortcuts and applies the new verification requirement to every technical answer; fixed neutral fallback and error messages require no LLM success.</w:t>
       </w:r>
     </w:p>
     <w:p>

--- a/03_TRD.docx
+++ b/03_TRD.docx
@@ -544,6 +544,9 @@
           </w:tcPr>
           <w:p>
             <w:r>
+              <w:rPr>
+                <w:sz w:val="16"/>
+              </w:rPr>
               <w:t>Complete private draft followed by separate strict question-coverage and claim-support verifier; fail closed</w:t>
             </w:r>
           </w:p>
@@ -563,6 +566,9 @@
               <w:spacing w:after="20"/>
             </w:pPr>
             <w:r>
+              <w:rPr>
+                <w:sz w:val="16"/>
+              </w:rPr>
               <w:t>Optional legacy state machine</w:t>
             </w:r>
           </w:p>
@@ -577,6 +583,9 @@
               <w:spacing w:after="20"/>
             </w:pPr>
             <w:r>
+              <w:rPr>
+                <w:sz w:val="16"/>
+              </w:rPr>
               <w:t>Optional documented diagnostic flow; never a gate for ordinary manual Q&amp;A</w:t>
             </w:r>
           </w:p>
@@ -932,6 +941,9 @@
               <w:spacing w:after="20"/>
             </w:pPr>
             <w:r>
+              <w:rPr>
+                <w:sz w:val="16"/>
+              </w:rPr>
               <w:t>ConversationSession legacy diagnostic fields optional</w:t>
             </w:r>
           </w:p>
@@ -1026,6 +1038,9 @@
               <w:spacing w:after="20"/>
             </w:pPr>
             <w:r>
+              <w:rPr>
+                <w:sz w:val="16"/>
+              </w:rPr>
               <w:t>query_id, manual_checksum, immutable source IDs, required/attached/missing context, source review/version, conflicts, applicability, completeness; legacy step dependency fields optional</w:t>
             </w:r>
           </w:p>
@@ -1064,6 +1079,9 @@
               <w:spacing w:after="20"/>
             </w:pPr>
             <w:r>
+              <w:rPr>
+                <w:sz w:val="16"/>
+              </w:rPr>
               <w:t>type, response text, claim_evidence_map, server citations, partial-support limits, accepted_response_hash, evidence_binding_hash, operation_id; legacy step/clarification fields optional</w:t>
             </w:r>
           </w:p>
@@ -1083,6 +1101,9 @@
               <w:spacing w:after="20"/>
             </w:pPr>
             <w:r>
+              <w:rPr>
+                <w:sz w:val="16"/>
+              </w:rPr>
               <w:t>Legacy optional StepDefinition</w:t>
             </w:r>
           </w:p>
@@ -1120,6 +1141,9 @@
               <w:spacing w:after="20"/>
             </w:pPr>
             <w:r>
+              <w:rPr>
+                <w:sz w:val="16"/>
+              </w:rPr>
               <w:t>Legacy optional ApplicabilityRule</w:t>
             </w:r>
           </w:p>
@@ -1157,6 +1181,9 @@
               <w:spacing w:after="20"/>
             </w:pPr>
             <w:r>
+              <w:rPr>
+                <w:sz w:val="16"/>
+              </w:rPr>
               <w:t>Legacy optional EligibilityDecision</w:t>
             </w:r>
           </w:p>
@@ -1180,6 +1207,9 @@
         </w:tc>
       </w:tr>
       <w:tr>
+        <w:trPr>
+          <w:cantSplit/>
+        </w:trPr>
         <w:tc>
           <w:tcPr>
             <w:tcW w:type="dxa" w:w="5011"/>
@@ -1212,12 +1242,18 @@
         </w:tc>
       </w:tr>
       <w:tr>
+        <w:trPr>
+          <w:cantSplit/>
+        </w:trPr>
         <w:tc>
           <w:tcPr>
             <w:tcW w:type="dxa" w:w="5011"/>
           </w:tcPr>
           <w:p>
             <w:r>
+              <w:rPr>
+                <w:sz w:val="16"/>
+              </w:rPr>
               <w:t>VerificationVerdict</w:t>
             </w:r>
           </w:p>
@@ -1228,18 +1264,27 @@
           </w:tcPr>
           <w:p>
             <w:r>
+              <w:rPr>
+                <w:sz w:val="16"/>
+              </w:rPr>
               <w:t>Strict verifier JSON fields: binding_sha256; decision (RELEASE_COMPLETE | RELEASE_PARTIAL | SHOW_FALLBACK | RELEASE_CLARIFICATION | RELEASE_SAFETY_STOP); question_coverage (COMPLETE | PARTIAL | IRRELEVANT | UNANSWERABLE | NEEDS_CLARIFICATION); per_claim_support (claim_id, supported, supported_evidence_ids, reason); omissions; conflicts; coverage_limitation_clear; clarification_is_rider_resolvable; release_eligible; correction_possible. Reject extra fields. The binding protects the exact response, evidence, history and runtime/prompt versions. Application metadata separately records fallback reason IRRELEVANT_ANSWER, MISSING_SUPPORT or CORRECTION_UNSUCCESSFUL. The first three decisions are ordinary; special decisions preserve AMBIGUOUS/SAFETY_STOP. ACCEPTED and PARTIAL are not decision labels.</w:t>
             </w:r>
           </w:p>
         </w:tc>
       </w:tr>
       <w:tr>
+        <w:trPr>
+          <w:cantSplit/>
+        </w:trPr>
         <w:tc>
           <w:tcPr>
             <w:tcW w:type="dxa" w:w="5011"/>
           </w:tcPr>
           <w:p>
             <w:r>
+              <w:rPr>
+                <w:sz w:val="16"/>
+              </w:rPr>
               <w:t>DeliveryOperation</w:t>
             </w:r>
           </w:p>
@@ -1250,6 +1295,9 @@
           </w:tcPr>
           <w:p>
             <w:r>
+              <w:rPr>
+                <w:sz w:val="16"/>
+              </w:rPr>
               <w:t>operation_id, session/version ownership, accepted response/evidence/version hashes, saved buffered response, actual progress stage, delivery cursor, idempotent recovery</w:t>
             </w:r>
           </w:p>
@@ -1502,13 +1550,17 @@
       </w:r>
     </w:p>
     <w:p>
-      <w:pPr/>
+      <w:pPr>
+        <w:keepNext/>
+        <w:keepLines/>
+      </w:pPr>
       <w:r>
         <w:t>Historical flow illustration retained for provenance. This drawing predates the current draft verify stream decision; the current architecture text governs.</w:t>
       </w:r>
     </w:p>
     <w:p>
       <w:pPr>
+        <w:keepLines/>
         <w:jc w:val="center"/>
       </w:pPr>
       <w:r>
@@ -1592,6 +1644,9 @@
               <w:keepNext/>
             </w:pPr>
             <w:r>
+              <w:rPr>
+                <w:sz w:val="16"/>
+              </w:rPr>
               <w:t>Optional legacy controller behavior</w:t>
             </w:r>
           </w:p>
@@ -2126,6 +2181,9 @@
           </w:tcPr>
           <w:p>
             <w:r>
+              <w:rPr>
+                <w:sz w:val="16"/>
+              </w:rPr>
               <w:t>RELEASE_COMPLETE or RELEASE_PARTIAL; exact final technical response passes semantic verification, application checks and durable save. Partial limitation is included before verification.</w:t>
             </w:r>
           </w:p>
@@ -2203,6 +2261,9 @@
               <w:spacing w:after="20"/>
             </w:pPr>
             <w:r>
+              <w:rPr>
+                <w:sz w:val="16"/>
+              </w:rPr>
               <w:t>SHOW_FALLBACK: I couldn’t find relevant information in the selected manual to answer your question. Please contact Royal Enfield or an authorised service centre. Attach the source_manifest.json verified contact URI. Irrelevant evidence, missing support or failed bounded correction; neutral fixed application message requires no LLM success.</w:t>
             </w:r>
           </w:p>
@@ -2280,6 +2341,9 @@
               <w:spacing w:after="20"/>
             </w:pPr>
             <w:r>
+              <w:rPr>
+                <w:sz w:val="16"/>
+              </w:rPr>
               <w:t>I couldn’t check the answer right now. Please try again shortly. Fixed neutral application message for operational/integrity failure; requires no LLM success.</w:t>
             </w:r>
           </w:p>
@@ -2563,6 +2627,9 @@
               <w:spacing w:after="20"/>
             </w:pPr>
             <w:r>
+              <w:rPr>
+                <w:sz w:val="16"/>
+              </w:rPr>
               <w:t>observation or attempted-action reference, typed outcome, observed_details; no StepDefinition required for ordinary Q&amp;A</w:t>
             </w:r>
           </w:p>
@@ -2577,6 +2644,9 @@
               <w:spacing w:after="20"/>
             </w:pPr>
             <w:r>
+              <w:rPr>
+                <w:sz w:val="16"/>
+              </w:rPr>
               <w:t>updated typed history and session version</w:t>
             </w:r>
           </w:p>
@@ -2630,6 +2700,9 @@
           </w:tcPr>
           <w:p>
             <w:r>
+              <w:rPr>
+                <w:sz w:val="16"/>
+              </w:rPr>
               <w:t>Approved paraphrase and immutable citation metadata only; no end-user PDF, excerpt or crop under current display policy</w:t>
             </w:r>
           </w:p>
@@ -2915,6 +2988,9 @@
           </w:tcPr>
           <w:p>
             <w:r>
+              <w:rPr>
+                <w:sz w:val="16"/>
+              </w:rPr>
               <w:t>Verified-response reuse future work</w:t>
             </w:r>
           </w:p>
@@ -2926,6 +3002,9 @@
           </w:tcPr>
           <w:p>
             <w:r>
+              <w:rPr>
+                <w:sz w:val="16"/>
+              </w:rPr>
               <w:t>Disabled in initial integration</w:t>
             </w:r>
           </w:p>
@@ -2937,6 +3016,9 @@
           </w:tcPr>
           <w:p>
             <w:r>
+              <w:rPr>
+                <w:sz w:val="16"/>
+              </w:rPr>
               <w:t>No old Arm A/exact-response bypass; future exact bound reuse requires separate evaluation</w:t>
             </w:r>
           </w:p>
@@ -4075,6 +4157,9 @@
               <w:spacing w:after="20"/>
             </w:pPr>
             <w:r>
+              <w:rPr>
+                <w:sz w:val="16"/>
+              </w:rPr>
               <w:t>Verifier coverage/support alternatives evaluated offline; every released technical answer has a separate verifier. Fixed neutral fallback/error messages require no LLM success.</w:t>
             </w:r>
           </w:p>
@@ -4329,6 +4414,9 @@
               <w:spacing w:after="100" w:before="60"/>
             </w:pPr>
             <w:r>
+              <w:rPr>
+                <w:sz w:val="18"/>
+              </w:rPr>
               <w:t>Historical method behavior</w:t>
             </w:r>
           </w:p>
@@ -4349,6 +4437,9 @@
               <w:spacing w:after="100" w:before="60"/>
             </w:pPr>
             <w:r>
+              <w:rPr>
+                <w:sz w:val="18"/>
+              </w:rPr>
               <w:t>Historical release requirement superseded by section 14</w:t>
             </w:r>
           </w:p>
@@ -4374,6 +4465,9 @@
               <w:spacing w:after="100" w:before="60"/>
             </w:pPr>
             <w:r>
+              <w:rPr>
+                <w:sz w:val="18"/>
+              </w:rPr>
               <w:t>Historical A component selection</w:t>
             </w:r>
           </w:p>
@@ -4449,6 +4543,9 @@
               <w:spacing w:after="100" w:before="60"/>
             </w:pPr>
             <w:r>
+              <w:rPr>
+                <w:sz w:val="18"/>
+              </w:rPr>
               <w:t>Historical B short generation</w:t>
             </w:r>
           </w:p>
@@ -4524,6 +4621,9 @@
               <w:spacing w:after="100" w:before="60"/>
             </w:pPr>
             <w:r>
+              <w:rPr>
+                <w:sz w:val="18"/>
+              </w:rPr>
               <w:t>Historical C verified independent blocks</w:t>
             </w:r>
           </w:p>
@@ -4666,7 +4766,7 @@
         <w:color w:val="000000"/>
         <w:sz w:val="16"/>
       </w:rPr>
-      <w:t xml:space="preserve">TRD v0.5  |  OWNER A B DECISION  |  11 OCTOBER 2026  |  </w:t>
+      <w:t xml:space="preserve">TRD v0.6 | DRAFT VERIFY STREAM | 11 OCTOBER 2026 | </w:t>
     </w:r>
     <w:fldSimple w:instr="PAGE"/>
   </w:p>
@@ -4679,6 +4779,13 @@
     <w:pPr>
       <w:pStyle w:val="Footer"/>
     </w:pPr>
+    <w:r>
+      <w:rPr>
+        <w:sz w:val="16"/>
+      </w:rPr>
+      <w:t xml:space="preserve">TRD v0.6 | DRAFT VERIFY STREAM | 11 OCTOBER 2026 | </w:t>
+    </w:r>
+    <w:fldSimple w:instr="PAGE"/>
   </w:p>
 </w:ftr>
 </file>
@@ -4689,6 +4796,13 @@
     <w:pPr>
       <w:pStyle w:val="Footer"/>
     </w:pPr>
+    <w:r>
+      <w:rPr>
+        <w:sz w:val="16"/>
+      </w:rPr>
+      <w:t xml:space="preserve">TRD v0.6 | DRAFT VERIFY STREAM | 11 OCTOBER 2026 | </w:t>
+    </w:r>
+    <w:fldSimple w:instr="PAGE"/>
   </w:p>
 </w:ftr>
 </file>

--- a/03_TRD.docx
+++ b/03_TRD.docx
@@ -4759,16 +4759,23 @@
   <w:p>
     <w:pPr>
       <w:pStyle w:val="Footer"/>
+      <w:ind w:left="0" w:right="0"/>
       <w:jc w:val="right"/>
     </w:pPr>
     <w:r>
       <w:rPr>
-        <w:color w:val="000000"/>
         <w:sz w:val="16"/>
       </w:rPr>
       <w:t xml:space="preserve">TRD v0.6 | DRAFT VERIFY STREAM | 11 OCTOBER 2026 | </w:t>
     </w:r>
-    <w:fldSimple w:instr="PAGE"/>
+    <w:fldSimple w:instr="PAGE">
+      <w:r>
+        <w:rPr>
+          <w:sz w:val="16"/>
+        </w:rPr>
+        <w:t>1</w:t>
+      </w:r>
+    </w:fldSimple>
   </w:p>
 </w:ftr>
 </file>
@@ -4778,6 +4785,8 @@
   <w:p>
     <w:pPr>
       <w:pStyle w:val="Footer"/>
+      <w:ind w:left="0" w:right="0"/>
+      <w:jc w:val="right"/>
     </w:pPr>
     <w:r>
       <w:rPr>
@@ -4785,7 +4794,14 @@
       </w:rPr>
       <w:t xml:space="preserve">TRD v0.6 | DRAFT VERIFY STREAM | 11 OCTOBER 2026 | </w:t>
     </w:r>
-    <w:fldSimple w:instr="PAGE"/>
+    <w:fldSimple w:instr="PAGE">
+      <w:r>
+        <w:rPr>
+          <w:sz w:val="16"/>
+        </w:rPr>
+        <w:t>1</w:t>
+      </w:r>
+    </w:fldSimple>
   </w:p>
 </w:ftr>
 </file>
@@ -4795,6 +4811,8 @@
   <w:p>
     <w:pPr>
       <w:pStyle w:val="Footer"/>
+      <w:ind w:left="0" w:right="0"/>
+      <w:jc w:val="right"/>
     </w:pPr>
     <w:r>
       <w:rPr>
@@ -4802,7 +4820,14 @@
       </w:rPr>
       <w:t xml:space="preserve">TRD v0.6 | DRAFT VERIFY STREAM | 11 OCTOBER 2026 | </w:t>
     </w:r>
-    <w:fldSimple w:instr="PAGE"/>
+    <w:fldSimple w:instr="PAGE">
+      <w:r>
+        <w:rPr>
+          <w:sz w:val="16"/>
+        </w:rPr>
+        <w:t>1</w:t>
+      </w:r>
+    </w:fldSimple>
   </w:p>
 </w:ftr>
 </file>
